--- a/assets/materials/SiteSupervisorEvaluation.docx
+++ b/assets/materials/SiteSupervisorEvaluation.docx
@@ -483,7 +483,7 @@
         <w:pStyle w:val="TextBody"/>
         <w:numPr>
           <w:ilvl w:val="0"/>
-          <w:numId w:val="8"/>
+          <w:numId w:val="11"/>
         </w:numPr>
         <w:ind w:left="900" w:hanging="180"/>
         <w:rPr>
@@ -504,7 +504,7 @@
         <w:pStyle w:val="TextBody"/>
         <w:numPr>
           <w:ilvl w:val="0"/>
-          <w:numId w:val="2"/>
+          <w:numId w:val="12"/>
         </w:numPr>
         <w:ind w:left="900" w:hanging="180"/>
         <w:rPr>
@@ -702,31 +702,17 @@
           <w:tab w:val="left" w:pos="810" w:leader="none"/>
         </w:tabs>
         <w:ind w:left="720" w:hanging="360"/>
-        <w:rPr/>
-      </w:pPr>
-      <w:r>
-        <w:rPr>
-          <w:sz w:val="22"/>
-          <w:szCs w:val="22"/>
-        </w:rPr>
-        <w:t xml:space="preserve">Please review this assessment with your student and sign as indicated at the end. If you prefer to keep confidential, please mail the evaluation directly to me at </w:t>
-      </w:r>
-      <w:hyperlink r:id="rId3">
-        <w:r>
-          <w:rPr>
-            <w:rStyle w:val="InternetLink"/>
-            <w:sz w:val="22"/>
-            <w:szCs w:val="22"/>
-          </w:rPr>
-          <w:t>kconner2@elon.edu</w:t>
-        </w:r>
-      </w:hyperlink>
-      <w:r>
-        <w:rPr>
-          <w:sz w:val="22"/>
-          <w:szCs w:val="22"/>
-        </w:rPr>
-        <w:t xml:space="preserve">. </w:t>
+        <w:rPr>
+          <w:sz w:val="22"/>
+          <w:szCs w:val="22"/>
+        </w:rPr>
+      </w:pPr>
+      <w:r>
+        <w:rPr>
+          <w:sz w:val="22"/>
+          <w:szCs w:val="22"/>
+        </w:rPr>
+        <w:t>Please review this assessment with your student and sign as indicated at the end.</w:t>
       </w:r>
     </w:p>
     <w:p>
@@ -791,7 +777,8 @@
           <w:p>
             <w:pPr>
               <w:pStyle w:val="Normal"/>
-              <w:widowControl/>
+              <w:widowControl w:val="false"/>
+              <w:suppressAutoHyphens w:val="true"/>
               <w:spacing w:before="0" w:after="0"/>
               <w:jc w:val="center"/>
               <w:rPr>
@@ -822,7 +809,8 @@
           <w:p>
             <w:pPr>
               <w:pStyle w:val="Normal"/>
-              <w:widowControl/>
+              <w:widowControl w:val="false"/>
+              <w:suppressAutoHyphens w:val="true"/>
               <w:spacing w:before="0" w:after="0"/>
               <w:jc w:val="center"/>
               <w:rPr>
@@ -850,7 +838,8 @@
           <w:p>
             <w:pPr>
               <w:pStyle w:val="Normal"/>
-              <w:widowControl/>
+              <w:widowControl w:val="false"/>
+              <w:suppressAutoHyphens w:val="true"/>
               <w:spacing w:before="0" w:after="0"/>
               <w:jc w:val="center"/>
               <w:rPr>
@@ -874,7 +863,8 @@
           <w:p>
             <w:pPr>
               <w:pStyle w:val="Normal"/>
-              <w:widowControl/>
+              <w:widowControl w:val="false"/>
+              <w:suppressAutoHyphens w:val="true"/>
               <w:spacing w:before="0" w:after="0"/>
               <w:jc w:val="center"/>
               <w:rPr>
@@ -905,7 +895,8 @@
           <w:p>
             <w:pPr>
               <w:pStyle w:val="Normal"/>
-              <w:widowControl/>
+              <w:widowControl w:val="false"/>
+              <w:suppressAutoHyphens w:val="true"/>
               <w:spacing w:before="0" w:after="0"/>
               <w:jc w:val="center"/>
               <w:rPr>
@@ -933,7 +924,8 @@
           <w:p>
             <w:pPr>
               <w:pStyle w:val="Normal"/>
-              <w:widowControl/>
+              <w:widowControl w:val="false"/>
+              <w:suppressAutoHyphens w:val="true"/>
               <w:spacing w:before="0" w:after="0"/>
               <w:jc w:val="center"/>
               <w:rPr>
@@ -957,7 +949,8 @@
           <w:p>
             <w:pPr>
               <w:pStyle w:val="Normal"/>
-              <w:widowControl/>
+              <w:widowControl w:val="false"/>
+              <w:suppressAutoHyphens w:val="true"/>
               <w:spacing w:before="0" w:after="0"/>
               <w:jc w:val="center"/>
               <w:rPr>
@@ -993,7 +986,8 @@
           <w:p>
             <w:pPr>
               <w:pStyle w:val="Normal"/>
-              <w:widowControl/>
+              <w:widowControl w:val="false"/>
+              <w:suppressAutoHyphens w:val="true"/>
               <w:spacing w:before="60" w:after="60"/>
               <w:jc w:val="left"/>
               <w:rPr>
@@ -1020,23 +1014,22 @@
           <w:p>
             <w:pPr>
               <w:pStyle w:val="Normal"/>
-              <w:widowControl/>
-              <w:spacing w:before="60" w:after="60"/>
-              <w:jc w:val="left"/>
-              <w:rPr>
-                <w:b/>
-                <w:b/>
-                <w:color w:val="000000"/>
-                <w:sz w:val="22"/>
-              </w:rPr>
-            </w:pPr>
-            <w:r>
-              <w:rPr>
-                <w:b/>
-                <w:color w:val="000000"/>
-                <w:kern w:val="0"/>
-                <w:sz w:val="22"/>
-                <w:lang w:val="en-US" w:eastAsia="ja-JP" w:bidi="ar-SA"/>
+              <w:widowControl w:val="false"/>
+              <w:suppressAutoHyphens w:val="true"/>
+              <w:spacing w:before="60" w:after="60"/>
+              <w:jc w:val="left"/>
+              <w:rPr>
+                <w:b/>
+                <w:b/>
+                <w:color w:val="000000"/>
+                <w:sz w:val="22"/>
+              </w:rPr>
+            </w:pPr>
+            <w:r>
+              <w:rPr>
+                <w:b/>
+                <w:color w:val="000000"/>
+                <w:sz w:val="22"/>
               </w:rPr>
             </w:r>
           </w:p>
@@ -1049,23 +1042,22 @@
           <w:p>
             <w:pPr>
               <w:pStyle w:val="Normal"/>
-              <w:widowControl/>
-              <w:spacing w:before="60" w:after="60"/>
-              <w:jc w:val="left"/>
-              <w:rPr>
-                <w:b/>
-                <w:b/>
-                <w:color w:val="000000"/>
-                <w:sz w:val="22"/>
-              </w:rPr>
-            </w:pPr>
-            <w:r>
-              <w:rPr>
-                <w:b/>
-                <w:color w:val="000000"/>
-                <w:kern w:val="0"/>
-                <w:sz w:val="22"/>
-                <w:lang w:val="en-US" w:eastAsia="ja-JP" w:bidi="ar-SA"/>
+              <w:widowControl w:val="false"/>
+              <w:suppressAutoHyphens w:val="true"/>
+              <w:spacing w:before="60" w:after="60"/>
+              <w:jc w:val="left"/>
+              <w:rPr>
+                <w:b/>
+                <w:b/>
+                <w:color w:val="000000"/>
+                <w:sz w:val="22"/>
+              </w:rPr>
+            </w:pPr>
+            <w:r>
+              <w:rPr>
+                <w:b/>
+                <w:color w:val="000000"/>
+                <w:sz w:val="22"/>
               </w:rPr>
             </w:r>
           </w:p>
@@ -1083,7 +1075,8 @@
           <w:p>
             <w:pPr>
               <w:pStyle w:val="ListParagraph"/>
-              <w:widowControl/>
+              <w:widowControl w:val="false"/>
+              <w:suppressAutoHyphens w:val="true"/>
               <w:spacing w:before="60" w:after="60"/>
               <w:ind w:left="0" w:hanging="0"/>
               <w:contextualSpacing/>
@@ -1112,23 +1105,22 @@
           <w:p>
             <w:pPr>
               <w:pStyle w:val="Normal"/>
-              <w:widowControl/>
-              <w:spacing w:before="60" w:after="60"/>
-              <w:jc w:val="left"/>
-              <w:rPr>
-                <w:b/>
-                <w:b/>
-                <w:color w:val="000000"/>
-                <w:sz w:val="22"/>
-              </w:rPr>
-            </w:pPr>
-            <w:r>
-              <w:rPr>
-                <w:b/>
-                <w:color w:val="000000"/>
-                <w:kern w:val="0"/>
-                <w:sz w:val="22"/>
-                <w:lang w:val="en-US" w:eastAsia="ja-JP" w:bidi="ar-SA"/>
+              <w:widowControl w:val="false"/>
+              <w:suppressAutoHyphens w:val="true"/>
+              <w:spacing w:before="60" w:after="60"/>
+              <w:jc w:val="left"/>
+              <w:rPr>
+                <w:b/>
+                <w:b/>
+                <w:color w:val="000000"/>
+                <w:sz w:val="22"/>
+              </w:rPr>
+            </w:pPr>
+            <w:r>
+              <w:rPr>
+                <w:b/>
+                <w:color w:val="000000"/>
+                <w:sz w:val="22"/>
               </w:rPr>
             </w:r>
           </w:p>
@@ -1141,23 +1133,22 @@
           <w:p>
             <w:pPr>
               <w:pStyle w:val="Normal"/>
-              <w:widowControl/>
-              <w:spacing w:before="60" w:after="60"/>
-              <w:jc w:val="left"/>
-              <w:rPr>
-                <w:b/>
-                <w:b/>
-                <w:color w:val="000000"/>
-                <w:sz w:val="22"/>
-              </w:rPr>
-            </w:pPr>
-            <w:r>
-              <w:rPr>
-                <w:b/>
-                <w:color w:val="000000"/>
-                <w:kern w:val="0"/>
-                <w:sz w:val="22"/>
-                <w:lang w:val="en-US" w:eastAsia="ja-JP" w:bidi="ar-SA"/>
+              <w:widowControl w:val="false"/>
+              <w:suppressAutoHyphens w:val="true"/>
+              <w:spacing w:before="60" w:after="60"/>
+              <w:jc w:val="left"/>
+              <w:rPr>
+                <w:b/>
+                <w:b/>
+                <w:color w:val="000000"/>
+                <w:sz w:val="22"/>
+              </w:rPr>
+            </w:pPr>
+            <w:r>
+              <w:rPr>
+                <w:b/>
+                <w:color w:val="000000"/>
+                <w:sz w:val="22"/>
               </w:rPr>
             </w:r>
           </w:p>
@@ -1176,7 +1167,8 @@
           <w:p>
             <w:pPr>
               <w:pStyle w:val="ListParagraph"/>
-              <w:widowControl/>
+              <w:widowControl w:val="false"/>
+              <w:suppressAutoHyphens w:val="true"/>
               <w:spacing w:before="60" w:after="60"/>
               <w:ind w:left="0" w:hanging="0"/>
               <w:contextualSpacing/>
@@ -1207,21 +1199,20 @@
           <w:p>
             <w:pPr>
               <w:pStyle w:val="Normal"/>
-              <w:widowControl/>
-              <w:spacing w:before="60" w:after="60"/>
-              <w:jc w:val="left"/>
-              <w:rPr>
-                <w:b/>
-                <w:b/>
-                <w:color w:val="000000"/>
-              </w:rPr>
-            </w:pPr>
-            <w:r>
-              <w:rPr>
-                <w:b/>
-                <w:color w:val="000000"/>
-                <w:kern w:val="0"/>
-                <w:lang w:val="en-US" w:eastAsia="ja-JP" w:bidi="ar-SA"/>
+              <w:widowControl w:val="false"/>
+              <w:suppressAutoHyphens w:val="true"/>
+              <w:spacing w:before="60" w:after="60"/>
+              <w:jc w:val="left"/>
+              <w:rPr>
+                <w:b/>
+                <w:b/>
+                <w:color w:val="000000"/>
+              </w:rPr>
+            </w:pPr>
+            <w:r>
+              <w:rPr>
+                <w:b/>
+                <w:color w:val="000000"/>
               </w:rPr>
             </w:r>
           </w:p>
@@ -1234,21 +1225,20 @@
           <w:p>
             <w:pPr>
               <w:pStyle w:val="Normal"/>
-              <w:widowControl/>
-              <w:spacing w:before="60" w:after="60"/>
-              <w:jc w:val="left"/>
-              <w:rPr>
-                <w:b/>
-                <w:b/>
-                <w:color w:val="000000"/>
-              </w:rPr>
-            </w:pPr>
-            <w:r>
-              <w:rPr>
-                <w:b/>
-                <w:color w:val="000000"/>
-                <w:kern w:val="0"/>
-                <w:lang w:val="en-US" w:eastAsia="ja-JP" w:bidi="ar-SA"/>
+              <w:widowControl w:val="false"/>
+              <w:suppressAutoHyphens w:val="true"/>
+              <w:spacing w:before="60" w:after="60"/>
+              <w:jc w:val="left"/>
+              <w:rPr>
+                <w:b/>
+                <w:b/>
+                <w:color w:val="000000"/>
+              </w:rPr>
+            </w:pPr>
+            <w:r>
+              <w:rPr>
+                <w:b/>
+                <w:color w:val="000000"/>
               </w:rPr>
             </w:r>
           </w:p>
@@ -1266,7 +1256,8 @@
           <w:p>
             <w:pPr>
               <w:pStyle w:val="ListParagraph"/>
-              <w:widowControl/>
+              <w:widowControl w:val="false"/>
+              <w:suppressAutoHyphens w:val="true"/>
               <w:spacing w:before="60" w:after="60"/>
               <w:ind w:left="0" w:hanging="0"/>
               <w:contextualSpacing/>
@@ -1295,21 +1286,20 @@
           <w:p>
             <w:pPr>
               <w:pStyle w:val="Normal"/>
-              <w:widowControl/>
-              <w:spacing w:before="60" w:after="60"/>
-              <w:jc w:val="left"/>
-              <w:rPr>
-                <w:b/>
-                <w:b/>
-                <w:color w:val="000000"/>
-              </w:rPr>
-            </w:pPr>
-            <w:r>
-              <w:rPr>
-                <w:b/>
-                <w:color w:val="000000"/>
-                <w:kern w:val="0"/>
-                <w:lang w:val="en-US" w:eastAsia="ja-JP" w:bidi="ar-SA"/>
+              <w:widowControl w:val="false"/>
+              <w:suppressAutoHyphens w:val="true"/>
+              <w:spacing w:before="60" w:after="60"/>
+              <w:jc w:val="left"/>
+              <w:rPr>
+                <w:b/>
+                <w:b/>
+                <w:color w:val="000000"/>
+              </w:rPr>
+            </w:pPr>
+            <w:r>
+              <w:rPr>
+                <w:b/>
+                <w:color w:val="000000"/>
               </w:rPr>
             </w:r>
           </w:p>
@@ -1322,21 +1312,20 @@
           <w:p>
             <w:pPr>
               <w:pStyle w:val="Normal"/>
-              <w:widowControl/>
-              <w:spacing w:before="60" w:after="60"/>
-              <w:jc w:val="left"/>
-              <w:rPr>
-                <w:b/>
-                <w:b/>
-                <w:color w:val="000000"/>
-              </w:rPr>
-            </w:pPr>
-            <w:r>
-              <w:rPr>
-                <w:b/>
-                <w:color w:val="000000"/>
-                <w:kern w:val="0"/>
-                <w:lang w:val="en-US" w:eastAsia="ja-JP" w:bidi="ar-SA"/>
+              <w:widowControl w:val="false"/>
+              <w:suppressAutoHyphens w:val="true"/>
+              <w:spacing w:before="60" w:after="60"/>
+              <w:jc w:val="left"/>
+              <w:rPr>
+                <w:b/>
+                <w:b/>
+                <w:color w:val="000000"/>
+              </w:rPr>
+            </w:pPr>
+            <w:r>
+              <w:rPr>
+                <w:b/>
+                <w:color w:val="000000"/>
               </w:rPr>
             </w:r>
           </w:p>
@@ -1354,11 +1343,12 @@
           <w:p>
             <w:pPr>
               <w:pStyle w:val="ListParagraph"/>
-              <w:widowControl/>
+              <w:widowControl w:val="false"/>
               <w:numPr>
                 <w:ilvl w:val="0"/>
-                <w:numId w:val="9"/>
+                <w:numId w:val="13"/>
               </w:numPr>
+              <w:suppressAutoHyphens w:val="true"/>
               <w:spacing w:before="60" w:after="60"/>
               <w:ind w:left="0" w:hanging="360"/>
               <w:contextualSpacing/>
@@ -1388,11 +1378,12 @@
           <w:p>
             <w:pPr>
               <w:pStyle w:val="ListParagraph"/>
-              <w:widowControl/>
+              <w:widowControl w:val="false"/>
               <w:numPr>
                 <w:ilvl w:val="0"/>
-                <w:numId w:val="10"/>
+                <w:numId w:val="14"/>
               </w:numPr>
+              <w:suppressAutoHyphens w:val="true"/>
               <w:spacing w:before="60" w:after="60"/>
               <w:ind w:left="0" w:hanging="360"/>
               <w:contextualSpacing/>
@@ -1408,9 +1399,7 @@
               <w:rPr>
                 <w:b/>
                 <w:color w:val="000000"/>
-                <w:kern w:val="0"/>
-                <w:sz w:val="22"/>
-                <w:lang w:val="en-US" w:eastAsia="ja-JP" w:bidi="ar-SA"/>
+                <w:sz w:val="22"/>
               </w:rPr>
             </w:r>
           </w:p>
@@ -1423,11 +1412,12 @@
           <w:p>
             <w:pPr>
               <w:pStyle w:val="ListParagraph"/>
-              <w:widowControl/>
+              <w:widowControl w:val="false"/>
               <w:numPr>
                 <w:ilvl w:val="0"/>
-                <w:numId w:val="4"/>
+                <w:numId w:val="15"/>
               </w:numPr>
+              <w:suppressAutoHyphens w:val="true"/>
               <w:spacing w:before="60" w:after="60"/>
               <w:ind w:left="0" w:hanging="360"/>
               <w:contextualSpacing/>
@@ -1443,9 +1433,7 @@
               <w:rPr>
                 <w:b/>
                 <w:color w:val="000000"/>
-                <w:kern w:val="0"/>
-                <w:sz w:val="22"/>
-                <w:lang w:val="en-US" w:eastAsia="ja-JP" w:bidi="ar-SA"/>
+                <w:sz w:val="22"/>
               </w:rPr>
             </w:r>
           </w:p>
@@ -1463,7 +1451,8 @@
           <w:p>
             <w:pPr>
               <w:pStyle w:val="ListParagraph"/>
-              <w:widowControl/>
+              <w:widowControl w:val="false"/>
+              <w:suppressAutoHyphens w:val="true"/>
               <w:spacing w:before="60" w:after="60"/>
               <w:ind w:left="0" w:hanging="0"/>
               <w:contextualSpacing/>
@@ -1492,11 +1481,12 @@
           <w:p>
             <w:pPr>
               <w:pStyle w:val="ListParagraph"/>
-              <w:widowControl/>
+              <w:widowControl w:val="false"/>
               <w:numPr>
                 <w:ilvl w:val="0"/>
-                <w:numId w:val="4"/>
+                <w:numId w:val="16"/>
               </w:numPr>
+              <w:suppressAutoHyphens w:val="true"/>
               <w:spacing w:before="60" w:after="60"/>
               <w:ind w:left="0" w:hanging="360"/>
               <w:contextualSpacing/>
@@ -1512,9 +1502,7 @@
               <w:rPr>
                 <w:b/>
                 <w:color w:val="000000"/>
-                <w:kern w:val="0"/>
-                <w:sz w:val="22"/>
-                <w:lang w:val="en-US" w:eastAsia="ja-JP" w:bidi="ar-SA"/>
+                <w:sz w:val="22"/>
               </w:rPr>
             </w:r>
           </w:p>
@@ -1527,11 +1515,12 @@
           <w:p>
             <w:pPr>
               <w:pStyle w:val="ListParagraph"/>
-              <w:widowControl/>
+              <w:widowControl w:val="false"/>
               <w:numPr>
                 <w:ilvl w:val="0"/>
-                <w:numId w:val="4"/>
+                <w:numId w:val="17"/>
               </w:numPr>
+              <w:suppressAutoHyphens w:val="true"/>
               <w:spacing w:before="60" w:after="60"/>
               <w:ind w:left="0" w:hanging="360"/>
               <w:contextualSpacing/>
@@ -1547,9 +1536,7 @@
               <w:rPr>
                 <w:b/>
                 <w:color w:val="000000"/>
-                <w:kern w:val="0"/>
-                <w:sz w:val="22"/>
-                <w:lang w:val="en-US" w:eastAsia="ja-JP" w:bidi="ar-SA"/>
+                <w:sz w:val="22"/>
               </w:rPr>
             </w:r>
           </w:p>
@@ -1567,7 +1554,8 @@
           <w:p>
             <w:pPr>
               <w:pStyle w:val="ListParagraph"/>
-              <w:widowControl/>
+              <w:widowControl w:val="false"/>
+              <w:suppressAutoHyphens w:val="true"/>
               <w:spacing w:before="60" w:after="60"/>
               <w:ind w:left="0" w:hanging="0"/>
               <w:contextualSpacing/>
@@ -1596,11 +1584,12 @@
           <w:p>
             <w:pPr>
               <w:pStyle w:val="ListParagraph"/>
-              <w:widowControl/>
+              <w:widowControl w:val="false"/>
               <w:numPr>
                 <w:ilvl w:val="0"/>
-                <w:numId w:val="4"/>
+                <w:numId w:val="18"/>
               </w:numPr>
+              <w:suppressAutoHyphens w:val="true"/>
               <w:spacing w:before="60" w:after="60"/>
               <w:ind w:left="0" w:hanging="360"/>
               <w:contextualSpacing/>
@@ -1616,9 +1605,7 @@
               <w:rPr>
                 <w:b/>
                 <w:color w:val="000000"/>
-                <w:kern w:val="0"/>
-                <w:sz w:val="22"/>
-                <w:lang w:val="en-US" w:eastAsia="ja-JP" w:bidi="ar-SA"/>
+                <w:sz w:val="22"/>
               </w:rPr>
             </w:r>
           </w:p>
@@ -1631,11 +1618,12 @@
           <w:p>
             <w:pPr>
               <w:pStyle w:val="ListParagraph"/>
-              <w:widowControl/>
+              <w:widowControl w:val="false"/>
               <w:numPr>
                 <w:ilvl w:val="0"/>
-                <w:numId w:val="4"/>
+                <w:numId w:val="19"/>
               </w:numPr>
+              <w:suppressAutoHyphens w:val="true"/>
               <w:spacing w:before="60" w:after="60"/>
               <w:ind w:left="0" w:hanging="360"/>
               <w:contextualSpacing/>
@@ -1651,9 +1639,7 @@
               <w:rPr>
                 <w:b/>
                 <w:color w:val="000000"/>
-                <w:kern w:val="0"/>
-                <w:sz w:val="22"/>
-                <w:lang w:val="en-US" w:eastAsia="ja-JP" w:bidi="ar-SA"/>
+                <w:sz w:val="22"/>
               </w:rPr>
             </w:r>
           </w:p>
@@ -1671,7 +1657,8 @@
           <w:p>
             <w:pPr>
               <w:pStyle w:val="ListParagraph"/>
-              <w:widowControl/>
+              <w:widowControl w:val="false"/>
+              <w:suppressAutoHyphens w:val="true"/>
               <w:spacing w:before="60" w:after="60"/>
               <w:ind w:left="0" w:hanging="0"/>
               <w:contextualSpacing/>
@@ -1702,21 +1689,20 @@
           <w:p>
             <w:pPr>
               <w:pStyle w:val="Normal"/>
-              <w:widowControl/>
-              <w:spacing w:before="60" w:after="60"/>
-              <w:jc w:val="left"/>
-              <w:rPr>
-                <w:b/>
-                <w:b/>
-                <w:color w:val="000000"/>
-              </w:rPr>
-            </w:pPr>
-            <w:r>
-              <w:rPr>
-                <w:b/>
-                <w:color w:val="000000"/>
-                <w:kern w:val="0"/>
-                <w:lang w:val="en-US" w:eastAsia="ja-JP" w:bidi="ar-SA"/>
+              <w:widowControl w:val="false"/>
+              <w:suppressAutoHyphens w:val="true"/>
+              <w:spacing w:before="60" w:after="60"/>
+              <w:jc w:val="left"/>
+              <w:rPr>
+                <w:b/>
+                <w:b/>
+                <w:color w:val="000000"/>
+              </w:rPr>
+            </w:pPr>
+            <w:r>
+              <w:rPr>
+                <w:b/>
+                <w:color w:val="000000"/>
               </w:rPr>
             </w:r>
           </w:p>
@@ -1729,21 +1715,20 @@
           <w:p>
             <w:pPr>
               <w:pStyle w:val="Normal"/>
-              <w:widowControl/>
-              <w:spacing w:before="60" w:after="60"/>
-              <w:jc w:val="left"/>
-              <w:rPr>
-                <w:b/>
-                <w:b/>
-                <w:color w:val="000000"/>
-              </w:rPr>
-            </w:pPr>
-            <w:r>
-              <w:rPr>
-                <w:b/>
-                <w:color w:val="000000"/>
-                <w:kern w:val="0"/>
-                <w:lang w:val="en-US" w:eastAsia="ja-JP" w:bidi="ar-SA"/>
+              <w:widowControl w:val="false"/>
+              <w:suppressAutoHyphens w:val="true"/>
+              <w:spacing w:before="60" w:after="60"/>
+              <w:jc w:val="left"/>
+              <w:rPr>
+                <w:b/>
+                <w:b/>
+                <w:color w:val="000000"/>
+              </w:rPr>
+            </w:pPr>
+            <w:r>
+              <w:rPr>
+                <w:b/>
+                <w:color w:val="000000"/>
               </w:rPr>
             </w:r>
           </w:p>
@@ -1761,7 +1746,8 @@
           <w:p>
             <w:pPr>
               <w:pStyle w:val="ListParagraph"/>
-              <w:widowControl/>
+              <w:widowControl w:val="false"/>
+              <w:suppressAutoHyphens w:val="true"/>
               <w:spacing w:before="60" w:after="60"/>
               <w:ind w:left="0" w:hanging="0"/>
               <w:contextualSpacing/>
@@ -1790,21 +1776,20 @@
           <w:p>
             <w:pPr>
               <w:pStyle w:val="Normal"/>
-              <w:widowControl/>
-              <w:spacing w:before="60" w:after="60"/>
-              <w:jc w:val="left"/>
-              <w:rPr>
-                <w:b/>
-                <w:b/>
-                <w:color w:val="000000"/>
-              </w:rPr>
-            </w:pPr>
-            <w:r>
-              <w:rPr>
-                <w:b/>
-                <w:color w:val="000000"/>
-                <w:kern w:val="0"/>
-                <w:lang w:val="en-US" w:eastAsia="ja-JP" w:bidi="ar-SA"/>
+              <w:widowControl w:val="false"/>
+              <w:suppressAutoHyphens w:val="true"/>
+              <w:spacing w:before="60" w:after="60"/>
+              <w:jc w:val="left"/>
+              <w:rPr>
+                <w:b/>
+                <w:b/>
+                <w:color w:val="000000"/>
+              </w:rPr>
+            </w:pPr>
+            <w:r>
+              <w:rPr>
+                <w:b/>
+                <w:color w:val="000000"/>
               </w:rPr>
             </w:r>
           </w:p>
@@ -1817,21 +1802,20 @@
           <w:p>
             <w:pPr>
               <w:pStyle w:val="Normal"/>
-              <w:widowControl/>
-              <w:spacing w:before="60" w:after="60"/>
-              <w:jc w:val="left"/>
-              <w:rPr>
-                <w:b/>
-                <w:b/>
-                <w:color w:val="000000"/>
-              </w:rPr>
-            </w:pPr>
-            <w:r>
-              <w:rPr>
-                <w:b/>
-                <w:color w:val="000000"/>
-                <w:kern w:val="0"/>
-                <w:lang w:val="en-US" w:eastAsia="ja-JP" w:bidi="ar-SA"/>
+              <w:widowControl w:val="false"/>
+              <w:suppressAutoHyphens w:val="true"/>
+              <w:spacing w:before="60" w:after="60"/>
+              <w:jc w:val="left"/>
+              <w:rPr>
+                <w:b/>
+                <w:b/>
+                <w:color w:val="000000"/>
+              </w:rPr>
+            </w:pPr>
+            <w:r>
+              <w:rPr>
+                <w:b/>
+                <w:color w:val="000000"/>
               </w:rPr>
             </w:r>
           </w:p>
@@ -1849,11 +1833,12 @@
           <w:p>
             <w:pPr>
               <w:pStyle w:val="ListParagraph"/>
-              <w:widowControl/>
+              <w:widowControl w:val="false"/>
               <w:numPr>
                 <w:ilvl w:val="1"/>
                 <w:numId w:val="5"/>
               </w:numPr>
+              <w:suppressAutoHyphens w:val="true"/>
               <w:spacing w:before="60" w:after="60"/>
               <w:ind w:left="0" w:hanging="360"/>
               <w:contextualSpacing/>
@@ -1885,21 +1870,20 @@
           <w:p>
             <w:pPr>
               <w:pStyle w:val="Normal"/>
-              <w:widowControl/>
-              <w:spacing w:before="60" w:after="60"/>
-              <w:jc w:val="left"/>
-              <w:rPr>
-                <w:b/>
-                <w:b/>
-                <w:sz w:val="22"/>
-              </w:rPr>
-            </w:pPr>
-            <w:r>
-              <w:rPr>
-                <w:b/>
-                <w:kern w:val="0"/>
-                <w:sz w:val="22"/>
-                <w:lang w:val="en-US" w:eastAsia="ja-JP" w:bidi="ar-SA"/>
+              <w:widowControl w:val="false"/>
+              <w:suppressAutoHyphens w:val="true"/>
+              <w:spacing w:before="60" w:after="60"/>
+              <w:jc w:val="left"/>
+              <w:rPr>
+                <w:b/>
+                <w:b/>
+                <w:sz w:val="22"/>
+              </w:rPr>
+            </w:pPr>
+            <w:r>
+              <w:rPr>
+                <w:b/>
+                <w:sz w:val="22"/>
               </w:rPr>
             </w:r>
           </w:p>
@@ -1912,21 +1896,20 @@
           <w:p>
             <w:pPr>
               <w:pStyle w:val="Normal"/>
-              <w:widowControl/>
-              <w:spacing w:before="60" w:after="60"/>
-              <w:jc w:val="left"/>
-              <w:rPr>
-                <w:b/>
-                <w:b/>
-                <w:sz w:val="22"/>
-              </w:rPr>
-            </w:pPr>
-            <w:r>
-              <w:rPr>
-                <w:b/>
-                <w:kern w:val="0"/>
-                <w:sz w:val="22"/>
-                <w:lang w:val="en-US" w:eastAsia="ja-JP" w:bidi="ar-SA"/>
+              <w:widowControl w:val="false"/>
+              <w:suppressAutoHyphens w:val="true"/>
+              <w:spacing w:before="60" w:after="60"/>
+              <w:jc w:val="left"/>
+              <w:rPr>
+                <w:b/>
+                <w:b/>
+                <w:sz w:val="22"/>
+              </w:rPr>
+            </w:pPr>
+            <w:r>
+              <w:rPr>
+                <w:b/>
+                <w:sz w:val="22"/>
               </w:rPr>
             </w:r>
           </w:p>
@@ -1944,11 +1927,12 @@
           <w:p>
             <w:pPr>
               <w:pStyle w:val="ListParagraph"/>
-              <w:widowControl/>
+              <w:widowControl w:val="false"/>
               <w:numPr>
                 <w:ilvl w:val="1"/>
                 <w:numId w:val="5"/>
               </w:numPr>
+              <w:suppressAutoHyphens w:val="true"/>
               <w:spacing w:before="60" w:after="60"/>
               <w:ind w:left="0" w:hanging="360"/>
               <w:contextualSpacing/>
@@ -1977,7 +1961,8 @@
           <w:p>
             <w:pPr>
               <w:pStyle w:val="ListParagraph"/>
-              <w:widowControl/>
+              <w:widowControl w:val="false"/>
+              <w:suppressAutoHyphens w:val="true"/>
               <w:spacing w:before="60" w:after="60"/>
               <w:ind w:left="0" w:hanging="0"/>
               <w:contextualSpacing/>
@@ -1994,10 +1979,8 @@
               <w:rPr>
                 <w:b/>
                 <w:color w:val="000000"/>
-                <w:kern w:val="0"/>
                 <w:sz w:val="22"/>
                 <w:szCs w:val="24"/>
-                <w:lang w:val="en-US" w:eastAsia="ja-JP" w:bidi="ar-SA"/>
               </w:rPr>
             </w:r>
           </w:p>
@@ -2010,7 +1993,8 @@
           <w:p>
             <w:pPr>
               <w:pStyle w:val="ListParagraph"/>
-              <w:widowControl/>
+              <w:widowControl w:val="false"/>
+              <w:suppressAutoHyphens w:val="true"/>
               <w:spacing w:before="60" w:after="60"/>
               <w:ind w:left="0" w:hanging="0"/>
               <w:contextualSpacing/>
@@ -2027,10 +2011,8 @@
               <w:rPr>
                 <w:b/>
                 <w:color w:val="000000"/>
-                <w:kern w:val="0"/>
                 <w:sz w:val="22"/>
                 <w:szCs w:val="24"/>
-                <w:lang w:val="en-US" w:eastAsia="ja-JP" w:bidi="ar-SA"/>
               </w:rPr>
             </w:r>
           </w:p>
@@ -2048,7 +2030,8 @@
           <w:p>
             <w:pPr>
               <w:pStyle w:val="Normal"/>
-              <w:widowControl/>
+              <w:widowControl w:val="false"/>
+              <w:suppressAutoHyphens w:val="true"/>
               <w:spacing w:before="60" w:after="60"/>
               <w:jc w:val="left"/>
               <w:rPr>
@@ -2078,7 +2061,8 @@
           <w:p>
             <w:pPr>
               <w:pStyle w:val="Normal"/>
-              <w:widowControl/>
+              <w:widowControl w:val="false"/>
+              <w:suppressAutoHyphens w:val="true"/>
               <w:spacing w:before="60" w:after="60"/>
               <w:jc w:val="left"/>
               <w:rPr>
@@ -2092,9 +2076,7 @@
               <w:rPr>
                 <w:b/>
                 <w:color w:val="000000"/>
-                <w:kern w:val="0"/>
                 <w:szCs w:val="24"/>
-                <w:lang w:val="en-US" w:eastAsia="ja-JP" w:bidi="ar-SA"/>
               </w:rPr>
             </w:r>
           </w:p>
@@ -2107,7 +2089,8 @@
           <w:p>
             <w:pPr>
               <w:pStyle w:val="Normal"/>
-              <w:widowControl/>
+              <w:widowControl w:val="false"/>
+              <w:suppressAutoHyphens w:val="true"/>
               <w:spacing w:before="60" w:after="60"/>
               <w:jc w:val="left"/>
               <w:rPr>
@@ -2121,9 +2104,7 @@
               <w:rPr>
                 <w:b/>
                 <w:color w:val="000000"/>
-                <w:kern w:val="0"/>
                 <w:szCs w:val="24"/>
-                <w:lang w:val="en-US" w:eastAsia="ja-JP" w:bidi="ar-SA"/>
               </w:rPr>
             </w:r>
           </w:p>
@@ -2141,7 +2122,8 @@
           <w:p>
             <w:pPr>
               <w:pStyle w:val="Normal"/>
-              <w:widowControl/>
+              <w:widowControl w:val="false"/>
+              <w:suppressAutoHyphens w:val="true"/>
               <w:spacing w:before="60" w:after="60"/>
               <w:jc w:val="left"/>
               <w:rPr>
@@ -2170,7 +2152,8 @@
           <w:p>
             <w:pPr>
               <w:pStyle w:val="Normal"/>
-              <w:widowControl/>
+              <w:widowControl w:val="false"/>
+              <w:suppressAutoHyphens w:val="true"/>
               <w:spacing w:before="60" w:after="60"/>
               <w:jc w:val="left"/>
               <w:rPr>
@@ -2184,9 +2167,7 @@
               <w:rPr>
                 <w:b/>
                 <w:color w:val="000000"/>
-                <w:kern w:val="0"/>
                 <w:szCs w:val="24"/>
-                <w:lang w:val="en-US" w:eastAsia="ja-JP" w:bidi="ar-SA"/>
               </w:rPr>
             </w:r>
           </w:p>
@@ -2199,7 +2180,8 @@
           <w:p>
             <w:pPr>
               <w:pStyle w:val="Normal"/>
-              <w:widowControl/>
+              <w:widowControl w:val="false"/>
+              <w:suppressAutoHyphens w:val="true"/>
               <w:spacing w:before="60" w:after="60"/>
               <w:jc w:val="left"/>
               <w:rPr>
@@ -2213,9 +2195,7 @@
               <w:rPr>
                 <w:b/>
                 <w:color w:val="000000"/>
-                <w:kern w:val="0"/>
                 <w:szCs w:val="24"/>
-                <w:lang w:val="en-US" w:eastAsia="ja-JP" w:bidi="ar-SA"/>
               </w:rPr>
             </w:r>
           </w:p>
@@ -2233,7 +2213,8 @@
           <w:p>
             <w:pPr>
               <w:pStyle w:val="Normal"/>
-              <w:widowControl/>
+              <w:widowControl w:val="false"/>
+              <w:suppressAutoHyphens w:val="true"/>
               <w:spacing w:before="60" w:after="60"/>
               <w:jc w:val="left"/>
               <w:rPr>
@@ -2262,7 +2243,8 @@
           <w:p>
             <w:pPr>
               <w:pStyle w:val="Normal"/>
-              <w:widowControl/>
+              <w:widowControl w:val="false"/>
+              <w:suppressAutoHyphens w:val="true"/>
               <w:spacing w:before="60" w:after="60"/>
               <w:jc w:val="left"/>
               <w:rPr>
@@ -2276,9 +2258,7 @@
               <w:rPr>
                 <w:b/>
                 <w:color w:val="000000"/>
-                <w:kern w:val="0"/>
                 <w:szCs w:val="24"/>
-                <w:lang w:val="en-US" w:eastAsia="ja-JP" w:bidi="ar-SA"/>
               </w:rPr>
             </w:r>
           </w:p>
@@ -2291,7 +2271,8 @@
           <w:p>
             <w:pPr>
               <w:pStyle w:val="Normal"/>
-              <w:widowControl/>
+              <w:widowControl w:val="false"/>
+              <w:suppressAutoHyphens w:val="true"/>
               <w:spacing w:before="60" w:after="60"/>
               <w:jc w:val="left"/>
               <w:rPr>
@@ -2305,9 +2286,7 @@
               <w:rPr>
                 <w:b/>
                 <w:color w:val="000000"/>
-                <w:kern w:val="0"/>
                 <w:szCs w:val="24"/>
-                <w:lang w:val="en-US" w:eastAsia="ja-JP" w:bidi="ar-SA"/>
               </w:rPr>
             </w:r>
           </w:p>
@@ -2325,7 +2304,8 @@
           <w:p>
             <w:pPr>
               <w:pStyle w:val="Normal"/>
-              <w:widowControl/>
+              <w:widowControl w:val="false"/>
+              <w:suppressAutoHyphens w:val="true"/>
               <w:spacing w:before="60" w:after="60"/>
               <w:jc w:val="left"/>
               <w:rPr>
@@ -2354,7 +2334,8 @@
           <w:p>
             <w:pPr>
               <w:pStyle w:val="Normal"/>
-              <w:widowControl/>
+              <w:widowControl w:val="false"/>
+              <w:suppressAutoHyphens w:val="true"/>
               <w:spacing w:before="60" w:after="60"/>
               <w:jc w:val="left"/>
               <w:rPr>
@@ -2368,9 +2349,7 @@
               <w:rPr>
                 <w:b/>
                 <w:color w:val="000000"/>
-                <w:kern w:val="0"/>
                 <w:szCs w:val="24"/>
-                <w:lang w:val="en-US" w:eastAsia="ja-JP" w:bidi="ar-SA"/>
               </w:rPr>
             </w:r>
           </w:p>
@@ -2383,7 +2362,8 @@
           <w:p>
             <w:pPr>
               <w:pStyle w:val="Normal"/>
-              <w:widowControl/>
+              <w:widowControl w:val="false"/>
+              <w:suppressAutoHyphens w:val="true"/>
               <w:spacing w:before="60" w:after="60"/>
               <w:jc w:val="left"/>
               <w:rPr>
@@ -2397,9 +2377,7 @@
               <w:rPr>
                 <w:b/>
                 <w:color w:val="000000"/>
-                <w:kern w:val="0"/>
                 <w:szCs w:val="24"/>
-                <w:lang w:val="en-US" w:eastAsia="ja-JP" w:bidi="ar-SA"/>
               </w:rPr>
             </w:r>
           </w:p>
@@ -2417,14 +2395,15 @@
           <w:p>
             <w:pPr>
               <w:pStyle w:val="ListParagraph"/>
-              <w:widowControl/>
+              <w:widowControl w:val="false"/>
               <w:numPr>
                 <w:ilvl w:val="0"/>
-                <w:numId w:val="3"/>
+                <w:numId w:val="20"/>
               </w:numPr>
               <w:tabs>
                 <w:tab w:val="left" w:pos="720" w:leader="none"/>
               </w:tabs>
+              <w:suppressAutoHyphens w:val="true"/>
               <w:spacing w:before="60" w:after="60"/>
               <w:ind w:left="0" w:hanging="360"/>
               <w:contextualSpacing/>
@@ -2457,7 +2436,7 @@
           <w:p>
             <w:pPr>
               <w:pStyle w:val="ListParagraph"/>
-              <w:widowControl/>
+              <w:widowControl w:val="false"/>
               <w:numPr>
                 <w:ilvl w:val="1"/>
                 <w:numId w:val="5"/>
@@ -2465,6 +2444,7 @@
               <w:tabs>
                 <w:tab w:val="left" w:pos="720" w:leader="none"/>
               </w:tabs>
+              <w:suppressAutoHyphens w:val="true"/>
               <w:spacing w:before="60" w:after="60"/>
               <w:ind w:left="0" w:hanging="360"/>
               <w:contextualSpacing/>
@@ -2481,10 +2461,8 @@
               <w:rPr>
                 <w:b/>
                 <w:color w:val="000000"/>
-                <w:kern w:val="0"/>
                 <w:sz w:val="22"/>
                 <w:szCs w:val="24"/>
-                <w:lang w:val="en-US" w:eastAsia="ja-JP" w:bidi="ar-SA"/>
               </w:rPr>
             </w:r>
           </w:p>
@@ -2497,7 +2475,7 @@
           <w:p>
             <w:pPr>
               <w:pStyle w:val="ListParagraph"/>
-              <w:widowControl/>
+              <w:widowControl w:val="false"/>
               <w:numPr>
                 <w:ilvl w:val="1"/>
                 <w:numId w:val="5"/>
@@ -2505,6 +2483,7 @@
               <w:tabs>
                 <w:tab w:val="left" w:pos="720" w:leader="none"/>
               </w:tabs>
+              <w:suppressAutoHyphens w:val="true"/>
               <w:spacing w:before="60" w:after="60"/>
               <w:ind w:left="0" w:hanging="360"/>
               <w:contextualSpacing/>
@@ -2521,10 +2500,8 @@
               <w:rPr>
                 <w:b/>
                 <w:color w:val="000000"/>
-                <w:kern w:val="0"/>
                 <w:sz w:val="22"/>
                 <w:szCs w:val="24"/>
-                <w:lang w:val="en-US" w:eastAsia="ja-JP" w:bidi="ar-SA"/>
               </w:rPr>
             </w:r>
           </w:p>
@@ -2542,14 +2519,15 @@
           <w:p>
             <w:pPr>
               <w:pStyle w:val="ListParagraph"/>
-              <w:widowControl/>
+              <w:widowControl w:val="false"/>
               <w:numPr>
                 <w:ilvl w:val="0"/>
-                <w:numId w:val="3"/>
+                <w:numId w:val="21"/>
               </w:numPr>
               <w:tabs>
                 <w:tab w:val="left" w:pos="720" w:leader="none"/>
               </w:tabs>
+              <w:suppressAutoHyphens w:val="true"/>
               <w:spacing w:before="60" w:after="60"/>
               <w:ind w:left="0" w:hanging="360"/>
               <w:contextualSpacing/>
@@ -2580,7 +2558,7 @@
           <w:p>
             <w:pPr>
               <w:pStyle w:val="ListParagraph"/>
-              <w:widowControl/>
+              <w:widowControl w:val="false"/>
               <w:numPr>
                 <w:ilvl w:val="1"/>
                 <w:numId w:val="5"/>
@@ -2588,6 +2566,7 @@
               <w:tabs>
                 <w:tab w:val="left" w:pos="720" w:leader="none"/>
               </w:tabs>
+              <w:suppressAutoHyphens w:val="true"/>
               <w:spacing w:before="60" w:after="60"/>
               <w:ind w:left="0" w:hanging="360"/>
               <w:contextualSpacing/>
@@ -2604,10 +2583,8 @@
               <w:rPr>
                 <w:b/>
                 <w:color w:val="000000"/>
-                <w:kern w:val="0"/>
                 <w:sz w:val="22"/>
                 <w:szCs w:val="24"/>
-                <w:lang w:val="en-US" w:eastAsia="ja-JP" w:bidi="ar-SA"/>
               </w:rPr>
             </w:r>
           </w:p>
@@ -2620,7 +2597,7 @@
           <w:p>
             <w:pPr>
               <w:pStyle w:val="ListParagraph"/>
-              <w:widowControl/>
+              <w:widowControl w:val="false"/>
               <w:numPr>
                 <w:ilvl w:val="1"/>
                 <w:numId w:val="5"/>
@@ -2628,6 +2605,7 @@
               <w:tabs>
                 <w:tab w:val="left" w:pos="720" w:leader="none"/>
               </w:tabs>
+              <w:suppressAutoHyphens w:val="true"/>
               <w:spacing w:before="60" w:after="60"/>
               <w:ind w:left="0" w:hanging="360"/>
               <w:contextualSpacing/>
@@ -2644,10 +2622,8 @@
               <w:rPr>
                 <w:b/>
                 <w:color w:val="000000"/>
-                <w:kern w:val="0"/>
                 <w:sz w:val="22"/>
                 <w:szCs w:val="24"/>
-                <w:lang w:val="en-US" w:eastAsia="ja-JP" w:bidi="ar-SA"/>
               </w:rPr>
             </w:r>
           </w:p>
@@ -2665,7 +2641,8 @@
           <w:p>
             <w:pPr>
               <w:pStyle w:val="ListParagraph"/>
-              <w:widowControl/>
+              <w:widowControl w:val="false"/>
+              <w:suppressAutoHyphens w:val="true"/>
               <w:spacing w:before="60" w:after="60"/>
               <w:ind w:left="0" w:hanging="0"/>
               <w:contextualSpacing/>
@@ -2694,11 +2671,12 @@
           <w:p>
             <w:pPr>
               <w:pStyle w:val="ListParagraph"/>
-              <w:widowControl/>
+              <w:widowControl w:val="false"/>
               <w:numPr>
                 <w:ilvl w:val="1"/>
                 <w:numId w:val="5"/>
               </w:numPr>
+              <w:suppressAutoHyphens w:val="true"/>
               <w:spacing w:before="60" w:after="60"/>
               <w:ind w:left="0" w:hanging="360"/>
               <w:contextualSpacing/>
@@ -2715,10 +2693,8 @@
               <w:rPr>
                 <w:b/>
                 <w:color w:val="000000"/>
-                <w:kern w:val="0"/>
                 <w:sz w:val="22"/>
                 <w:szCs w:val="24"/>
-                <w:lang w:val="en-US" w:eastAsia="ja-JP" w:bidi="ar-SA"/>
               </w:rPr>
             </w:r>
           </w:p>
@@ -2731,11 +2707,12 @@
           <w:p>
             <w:pPr>
               <w:pStyle w:val="ListParagraph"/>
-              <w:widowControl/>
+              <w:widowControl w:val="false"/>
               <w:numPr>
                 <w:ilvl w:val="1"/>
                 <w:numId w:val="5"/>
               </w:numPr>
+              <w:suppressAutoHyphens w:val="true"/>
               <w:spacing w:before="60" w:after="60"/>
               <w:ind w:left="0" w:hanging="360"/>
               <w:contextualSpacing/>
@@ -2752,10 +2729,8 @@
               <w:rPr>
                 <w:b/>
                 <w:color w:val="000000"/>
-                <w:kern w:val="0"/>
                 <w:sz w:val="22"/>
                 <w:szCs w:val="24"/>
-                <w:lang w:val="en-US" w:eastAsia="ja-JP" w:bidi="ar-SA"/>
               </w:rPr>
             </w:r>
           </w:p>
@@ -2773,7 +2748,8 @@
           <w:p>
             <w:pPr>
               <w:pStyle w:val="ListParagraph"/>
-              <w:widowControl/>
+              <w:widowControl w:val="false"/>
+              <w:suppressAutoHyphens w:val="true"/>
               <w:spacing w:before="60" w:after="60"/>
               <w:ind w:left="0" w:hanging="0"/>
               <w:contextualSpacing/>
@@ -2804,11 +2780,12 @@
           <w:p>
             <w:pPr>
               <w:pStyle w:val="ListParagraph"/>
-              <w:widowControl/>
+              <w:widowControl w:val="false"/>
               <w:numPr>
                 <w:ilvl w:val="1"/>
                 <w:numId w:val="5"/>
               </w:numPr>
+              <w:suppressAutoHyphens w:val="true"/>
               <w:spacing w:before="60" w:after="60"/>
               <w:ind w:left="0" w:hanging="360"/>
               <w:contextualSpacing/>
@@ -2825,10 +2802,8 @@
               <w:rPr>
                 <w:b/>
                 <w:color w:val="000000"/>
-                <w:kern w:val="0"/>
                 <w:sz w:val="22"/>
                 <w:szCs w:val="24"/>
-                <w:lang w:val="en-US" w:eastAsia="ja-JP" w:bidi="ar-SA"/>
               </w:rPr>
             </w:r>
           </w:p>
@@ -2841,11 +2816,12 @@
           <w:p>
             <w:pPr>
               <w:pStyle w:val="ListParagraph"/>
-              <w:widowControl/>
+              <w:widowControl w:val="false"/>
               <w:numPr>
                 <w:ilvl w:val="1"/>
                 <w:numId w:val="5"/>
               </w:numPr>
+              <w:suppressAutoHyphens w:val="true"/>
               <w:spacing w:before="60" w:after="60"/>
               <w:ind w:left="0" w:hanging="360"/>
               <w:contextualSpacing/>
@@ -2862,10 +2838,8 @@
               <w:rPr>
                 <w:b/>
                 <w:color w:val="000000"/>
-                <w:kern w:val="0"/>
                 <w:sz w:val="22"/>
                 <w:szCs w:val="24"/>
-                <w:lang w:val="en-US" w:eastAsia="ja-JP" w:bidi="ar-SA"/>
               </w:rPr>
             </w:r>
           </w:p>
@@ -2883,7 +2857,8 @@
           <w:p>
             <w:pPr>
               <w:pStyle w:val="Normal"/>
-              <w:widowControl/>
+              <w:widowControl w:val="false"/>
+              <w:suppressAutoHyphens w:val="true"/>
               <w:spacing w:before="60" w:after="60"/>
               <w:jc w:val="left"/>
               <w:rPr>
@@ -2913,7 +2888,8 @@
           <w:p>
             <w:pPr>
               <w:pStyle w:val="Normal"/>
-              <w:widowControl/>
+              <w:widowControl w:val="false"/>
+              <w:suppressAutoHyphens w:val="true"/>
               <w:spacing w:before="60" w:after="60"/>
               <w:jc w:val="left"/>
               <w:rPr>
@@ -2927,9 +2903,7 @@
               <w:rPr>
                 <w:b/>
                 <w:color w:val="000000"/>
-                <w:kern w:val="0"/>
                 <w:szCs w:val="24"/>
-                <w:lang w:val="en-US" w:eastAsia="ja-JP" w:bidi="ar-SA"/>
               </w:rPr>
             </w:r>
           </w:p>
@@ -2942,7 +2916,8 @@
           <w:p>
             <w:pPr>
               <w:pStyle w:val="Normal"/>
-              <w:widowControl/>
+              <w:widowControl w:val="false"/>
+              <w:suppressAutoHyphens w:val="true"/>
               <w:spacing w:before="60" w:after="60"/>
               <w:jc w:val="left"/>
               <w:rPr>
@@ -2956,9 +2931,7 @@
               <w:rPr>
                 <w:b/>
                 <w:color w:val="000000"/>
-                <w:kern w:val="0"/>
                 <w:szCs w:val="24"/>
-                <w:lang w:val="en-US" w:eastAsia="ja-JP" w:bidi="ar-SA"/>
               </w:rPr>
             </w:r>
           </w:p>
@@ -2976,11 +2949,12 @@
           <w:p>
             <w:pPr>
               <w:pStyle w:val="ListParagraph"/>
-              <w:widowControl/>
+              <w:widowControl w:val="false"/>
               <w:numPr>
                 <w:ilvl w:val="1"/>
                 <w:numId w:val="5"/>
               </w:numPr>
+              <w:suppressAutoHyphens w:val="true"/>
               <w:spacing w:before="60" w:after="60"/>
               <w:ind w:left="0" w:hanging="360"/>
               <w:contextualSpacing/>
@@ -3012,11 +2986,12 @@
           <w:p>
             <w:pPr>
               <w:pStyle w:val="ListParagraph"/>
-              <w:widowControl/>
+              <w:widowControl w:val="false"/>
               <w:numPr>
                 <w:ilvl w:val="1"/>
                 <w:numId w:val="5"/>
               </w:numPr>
+              <w:suppressAutoHyphens w:val="true"/>
               <w:spacing w:before="60" w:after="60"/>
               <w:ind w:left="0" w:hanging="360"/>
               <w:contextualSpacing/>
@@ -3030,9 +3005,7 @@
             <w:r>
               <w:rPr>
                 <w:b/>
-                <w:kern w:val="0"/>
-                <w:sz w:val="22"/>
-                <w:lang w:val="en-US" w:eastAsia="ja-JP" w:bidi="ar-SA"/>
+                <w:sz w:val="22"/>
               </w:rPr>
             </w:r>
           </w:p>
@@ -3045,11 +3018,12 @@
           <w:p>
             <w:pPr>
               <w:pStyle w:val="ListParagraph"/>
-              <w:widowControl/>
+              <w:widowControl w:val="false"/>
               <w:numPr>
                 <w:ilvl w:val="1"/>
                 <w:numId w:val="5"/>
               </w:numPr>
+              <w:suppressAutoHyphens w:val="true"/>
               <w:spacing w:before="60" w:after="60"/>
               <w:ind w:left="0" w:hanging="360"/>
               <w:contextualSpacing/>
@@ -3063,9 +3037,7 @@
             <w:r>
               <w:rPr>
                 <w:b/>
-                <w:kern w:val="0"/>
-                <w:sz w:val="22"/>
-                <w:lang w:val="en-US" w:eastAsia="ja-JP" w:bidi="ar-SA"/>
+                <w:sz w:val="22"/>
               </w:rPr>
             </w:r>
           </w:p>
@@ -3083,7 +3055,8 @@
           <w:p>
             <w:pPr>
               <w:pStyle w:val="ListParagraph"/>
-              <w:widowControl/>
+              <w:widowControl w:val="false"/>
+              <w:suppressAutoHyphens w:val="true"/>
               <w:spacing w:before="60" w:after="60"/>
               <w:ind w:left="0" w:hanging="0"/>
               <w:contextualSpacing/>
@@ -3114,11 +3087,12 @@
           <w:p>
             <w:pPr>
               <w:pStyle w:val="ListParagraph"/>
-              <w:widowControl/>
+              <w:widowControl w:val="false"/>
               <w:numPr>
                 <w:ilvl w:val="1"/>
                 <w:numId w:val="5"/>
               </w:numPr>
+              <w:suppressAutoHyphens w:val="true"/>
               <w:spacing w:before="60" w:after="60"/>
               <w:ind w:left="0" w:hanging="360"/>
               <w:contextualSpacing/>
@@ -3132,9 +3106,7 @@
             <w:r>
               <w:rPr>
                 <w:b/>
-                <w:kern w:val="0"/>
-                <w:sz w:val="22"/>
-                <w:lang w:val="en-US" w:eastAsia="ja-JP" w:bidi="ar-SA"/>
+                <w:sz w:val="22"/>
               </w:rPr>
             </w:r>
           </w:p>
@@ -3147,11 +3119,12 @@
           <w:p>
             <w:pPr>
               <w:pStyle w:val="ListParagraph"/>
-              <w:widowControl/>
+              <w:widowControl w:val="false"/>
               <w:numPr>
                 <w:ilvl w:val="1"/>
                 <w:numId w:val="5"/>
               </w:numPr>
+              <w:suppressAutoHyphens w:val="true"/>
               <w:spacing w:before="60" w:after="60"/>
               <w:ind w:left="0" w:hanging="360"/>
               <w:contextualSpacing/>
@@ -3165,9 +3138,7 @@
             <w:r>
               <w:rPr>
                 <w:b/>
-                <w:kern w:val="0"/>
-                <w:sz w:val="22"/>
-                <w:lang w:val="en-US" w:eastAsia="ja-JP" w:bidi="ar-SA"/>
+                <w:sz w:val="22"/>
               </w:rPr>
             </w:r>
           </w:p>
@@ -3185,7 +3156,8 @@
           <w:p>
             <w:pPr>
               <w:pStyle w:val="ListParagraph"/>
-              <w:widowControl/>
+              <w:widowControl w:val="false"/>
+              <w:suppressAutoHyphens w:val="true"/>
               <w:spacing w:before="60" w:after="60"/>
               <w:ind w:left="0" w:hanging="0"/>
               <w:contextualSpacing/>
@@ -3216,11 +3188,12 @@
           <w:p>
             <w:pPr>
               <w:pStyle w:val="ListParagraph"/>
-              <w:widowControl/>
+              <w:widowControl w:val="false"/>
               <w:numPr>
                 <w:ilvl w:val="1"/>
                 <w:numId w:val="5"/>
               </w:numPr>
+              <w:suppressAutoHyphens w:val="true"/>
               <w:spacing w:before="60" w:after="60"/>
               <w:ind w:left="0" w:hanging="360"/>
               <w:contextualSpacing/>
@@ -3234,9 +3207,7 @@
             <w:r>
               <w:rPr>
                 <w:b/>
-                <w:kern w:val="0"/>
-                <w:sz w:val="22"/>
-                <w:lang w:val="en-US" w:eastAsia="ja-JP" w:bidi="ar-SA"/>
+                <w:sz w:val="22"/>
               </w:rPr>
             </w:r>
           </w:p>
@@ -3249,11 +3220,12 @@
           <w:p>
             <w:pPr>
               <w:pStyle w:val="ListParagraph"/>
-              <w:widowControl/>
+              <w:widowControl w:val="false"/>
               <w:numPr>
                 <w:ilvl w:val="1"/>
                 <w:numId w:val="5"/>
               </w:numPr>
+              <w:suppressAutoHyphens w:val="true"/>
               <w:spacing w:before="60" w:after="60"/>
               <w:ind w:left="0" w:hanging="360"/>
               <w:contextualSpacing/>
@@ -3267,9 +3239,7 @@
             <w:r>
               <w:rPr>
                 <w:b/>
-                <w:kern w:val="0"/>
-                <w:sz w:val="22"/>
-                <w:lang w:val="en-US" w:eastAsia="ja-JP" w:bidi="ar-SA"/>
+                <w:sz w:val="22"/>
               </w:rPr>
             </w:r>
           </w:p>
@@ -3287,7 +3257,8 @@
           <w:p>
             <w:pPr>
               <w:pStyle w:val="ListParagraph"/>
-              <w:widowControl/>
+              <w:widowControl w:val="false"/>
+              <w:suppressAutoHyphens w:val="true"/>
               <w:spacing w:before="60" w:after="60"/>
               <w:ind w:left="0" w:hanging="0"/>
               <w:contextualSpacing/>
@@ -3318,11 +3289,12 @@
           <w:p>
             <w:pPr>
               <w:pStyle w:val="ListParagraph"/>
-              <w:widowControl/>
+              <w:widowControl w:val="false"/>
               <w:numPr>
                 <w:ilvl w:val="1"/>
                 <w:numId w:val="5"/>
               </w:numPr>
+              <w:suppressAutoHyphens w:val="true"/>
               <w:spacing w:before="60" w:after="60"/>
               <w:ind w:left="0" w:hanging="360"/>
               <w:contextualSpacing/>
@@ -3336,9 +3308,7 @@
             <w:r>
               <w:rPr>
                 <w:b/>
-                <w:kern w:val="0"/>
-                <w:sz w:val="22"/>
-                <w:lang w:val="en-US" w:eastAsia="ja-JP" w:bidi="ar-SA"/>
+                <w:sz w:val="22"/>
               </w:rPr>
             </w:r>
           </w:p>
@@ -3351,11 +3321,12 @@
           <w:p>
             <w:pPr>
               <w:pStyle w:val="ListParagraph"/>
-              <w:widowControl/>
+              <w:widowControl w:val="false"/>
               <w:numPr>
                 <w:ilvl w:val="1"/>
                 <w:numId w:val="5"/>
               </w:numPr>
+              <w:suppressAutoHyphens w:val="true"/>
               <w:spacing w:before="60" w:after="60"/>
               <w:ind w:left="0" w:hanging="360"/>
               <w:contextualSpacing/>
@@ -3369,9 +3340,7 @@
             <w:r>
               <w:rPr>
                 <w:b/>
-                <w:kern w:val="0"/>
-                <w:sz w:val="22"/>
-                <w:lang w:val="en-US" w:eastAsia="ja-JP" w:bidi="ar-SA"/>
+                <w:sz w:val="22"/>
               </w:rPr>
             </w:r>
           </w:p>
@@ -3389,7 +3358,8 @@
           <w:p>
             <w:pPr>
               <w:pStyle w:val="ListParagraph"/>
-              <w:widowControl/>
+              <w:widowControl w:val="false"/>
+              <w:suppressAutoHyphens w:val="true"/>
               <w:spacing w:before="60" w:after="60"/>
               <w:ind w:left="0" w:hanging="0"/>
               <w:contextualSpacing/>
@@ -3420,11 +3390,12 @@
           <w:p>
             <w:pPr>
               <w:pStyle w:val="ListParagraph"/>
-              <w:widowControl/>
+              <w:widowControl w:val="false"/>
               <w:numPr>
                 <w:ilvl w:val="1"/>
                 <w:numId w:val="5"/>
               </w:numPr>
+              <w:suppressAutoHyphens w:val="true"/>
               <w:spacing w:before="60" w:after="60"/>
               <w:ind w:left="0" w:hanging="360"/>
               <w:contextualSpacing/>
@@ -3438,9 +3409,7 @@
             <w:r>
               <w:rPr>
                 <w:b/>
-                <w:kern w:val="0"/>
-                <w:sz w:val="22"/>
-                <w:lang w:val="en-US" w:eastAsia="ja-JP" w:bidi="ar-SA"/>
+                <w:sz w:val="22"/>
               </w:rPr>
             </w:r>
           </w:p>
@@ -3453,11 +3422,12 @@
           <w:p>
             <w:pPr>
               <w:pStyle w:val="ListParagraph"/>
-              <w:widowControl/>
+              <w:widowControl w:val="false"/>
               <w:numPr>
                 <w:ilvl w:val="1"/>
                 <w:numId w:val="5"/>
               </w:numPr>
+              <w:suppressAutoHyphens w:val="true"/>
               <w:spacing w:before="60" w:after="60"/>
               <w:ind w:left="0" w:hanging="360"/>
               <w:contextualSpacing/>
@@ -3471,9 +3441,7 @@
             <w:r>
               <w:rPr>
                 <w:b/>
-                <w:kern w:val="0"/>
-                <w:sz w:val="22"/>
-                <w:lang w:val="en-US" w:eastAsia="ja-JP" w:bidi="ar-SA"/>
+                <w:sz w:val="22"/>
               </w:rPr>
             </w:r>
           </w:p>
@@ -3491,7 +3459,8 @@
           <w:p>
             <w:pPr>
               <w:pStyle w:val="ListParagraph"/>
-              <w:widowControl/>
+              <w:widowControl w:val="false"/>
+              <w:suppressAutoHyphens w:val="true"/>
               <w:spacing w:before="60" w:after="60"/>
               <w:ind w:left="0" w:hanging="0"/>
               <w:contextualSpacing/>
@@ -3522,11 +3491,12 @@
           <w:p>
             <w:pPr>
               <w:pStyle w:val="ListParagraph"/>
-              <w:widowControl/>
+              <w:widowControl w:val="false"/>
               <w:numPr>
                 <w:ilvl w:val="1"/>
                 <w:numId w:val="5"/>
               </w:numPr>
+              <w:suppressAutoHyphens w:val="true"/>
               <w:spacing w:before="60" w:after="60"/>
               <w:ind w:left="0" w:hanging="360"/>
               <w:contextualSpacing/>
@@ -3540,9 +3510,7 @@
             <w:r>
               <w:rPr>
                 <w:b/>
-                <w:kern w:val="0"/>
-                <w:sz w:val="22"/>
-                <w:lang w:val="en-US" w:eastAsia="ja-JP" w:bidi="ar-SA"/>
+                <w:sz w:val="22"/>
               </w:rPr>
             </w:r>
           </w:p>
@@ -3555,11 +3523,12 @@
           <w:p>
             <w:pPr>
               <w:pStyle w:val="ListParagraph"/>
-              <w:widowControl/>
+              <w:widowControl w:val="false"/>
               <w:numPr>
                 <w:ilvl w:val="1"/>
                 <w:numId w:val="5"/>
               </w:numPr>
+              <w:suppressAutoHyphens w:val="true"/>
               <w:spacing w:before="60" w:after="60"/>
               <w:ind w:left="0" w:hanging="360"/>
               <w:contextualSpacing/>
@@ -3573,9 +3542,7 @@
             <w:r>
               <w:rPr>
                 <w:b/>
-                <w:kern w:val="0"/>
-                <w:sz w:val="22"/>
-                <w:lang w:val="en-US" w:eastAsia="ja-JP" w:bidi="ar-SA"/>
+                <w:sz w:val="22"/>
               </w:rPr>
             </w:r>
           </w:p>
@@ -3593,7 +3560,8 @@
           <w:p>
             <w:pPr>
               <w:pStyle w:val="ListParagraph"/>
-              <w:widowControl/>
+              <w:widowControl w:val="false"/>
+              <w:suppressAutoHyphens w:val="true"/>
               <w:spacing w:before="60" w:after="60"/>
               <w:ind w:left="0" w:hanging="0"/>
               <w:contextualSpacing/>
@@ -3627,11 +3595,12 @@
           <w:p>
             <w:pPr>
               <w:pStyle w:val="ListParagraph"/>
-              <w:widowControl/>
+              <w:widowControl w:val="false"/>
               <w:numPr>
                 <w:ilvl w:val="1"/>
                 <w:numId w:val="5"/>
               </w:numPr>
+              <w:suppressAutoHyphens w:val="true"/>
               <w:spacing w:before="60" w:after="60"/>
               <w:ind w:left="0" w:hanging="360"/>
               <w:contextualSpacing/>
@@ -3645,9 +3614,7 @@
             <w:r>
               <w:rPr>
                 <w:b/>
-                <w:kern w:val="0"/>
-                <w:sz w:val="22"/>
-                <w:lang w:val="en-US" w:eastAsia="ja-JP" w:bidi="ar-SA"/>
+                <w:sz w:val="22"/>
               </w:rPr>
             </w:r>
           </w:p>
@@ -3660,11 +3627,12 @@
           <w:p>
             <w:pPr>
               <w:pStyle w:val="ListParagraph"/>
-              <w:widowControl/>
+              <w:widowControl w:val="false"/>
               <w:numPr>
                 <w:ilvl w:val="1"/>
                 <w:numId w:val="5"/>
               </w:numPr>
+              <w:suppressAutoHyphens w:val="true"/>
               <w:spacing w:before="60" w:after="60"/>
               <w:ind w:left="0" w:hanging="360"/>
               <w:contextualSpacing/>
@@ -3678,9 +3646,7 @@
             <w:r>
               <w:rPr>
                 <w:b/>
-                <w:kern w:val="0"/>
-                <w:sz w:val="22"/>
-                <w:lang w:val="en-US" w:eastAsia="ja-JP" w:bidi="ar-SA"/>
+                <w:sz w:val="22"/>
               </w:rPr>
             </w:r>
           </w:p>
@@ -3698,7 +3664,8 @@
           <w:p>
             <w:pPr>
               <w:pStyle w:val="ListParagraph"/>
-              <w:widowControl/>
+              <w:widowControl w:val="false"/>
+              <w:suppressAutoHyphens w:val="true"/>
               <w:spacing w:before="60" w:after="60"/>
               <w:ind w:left="0" w:hanging="0"/>
               <w:contextualSpacing/>
@@ -3729,11 +3696,12 @@
           <w:p>
             <w:pPr>
               <w:pStyle w:val="ListParagraph"/>
-              <w:widowControl/>
+              <w:widowControl w:val="false"/>
               <w:numPr>
                 <w:ilvl w:val="1"/>
                 <w:numId w:val="5"/>
               </w:numPr>
+              <w:suppressAutoHyphens w:val="true"/>
               <w:spacing w:before="60" w:after="60"/>
               <w:ind w:left="0" w:hanging="360"/>
               <w:contextualSpacing/>
@@ -3747,9 +3715,7 @@
             <w:r>
               <w:rPr>
                 <w:b/>
-                <w:kern w:val="0"/>
-                <w:sz w:val="22"/>
-                <w:lang w:val="en-US" w:eastAsia="ja-JP" w:bidi="ar-SA"/>
+                <w:sz w:val="22"/>
               </w:rPr>
             </w:r>
           </w:p>
@@ -3762,11 +3728,12 @@
           <w:p>
             <w:pPr>
               <w:pStyle w:val="ListParagraph"/>
-              <w:widowControl/>
+              <w:widowControl w:val="false"/>
               <w:numPr>
                 <w:ilvl w:val="1"/>
                 <w:numId w:val="5"/>
               </w:numPr>
+              <w:suppressAutoHyphens w:val="true"/>
               <w:spacing w:before="60" w:after="60"/>
               <w:ind w:left="0" w:hanging="360"/>
               <w:contextualSpacing/>
@@ -3780,9 +3747,7 @@
             <w:r>
               <w:rPr>
                 <w:b/>
-                <w:kern w:val="0"/>
-                <w:sz w:val="22"/>
-                <w:lang w:val="en-US" w:eastAsia="ja-JP" w:bidi="ar-SA"/>
+                <w:sz w:val="22"/>
               </w:rPr>
             </w:r>
           </w:p>
@@ -3800,7 +3765,8 @@
           <w:p>
             <w:pPr>
               <w:pStyle w:val="ListParagraph"/>
-              <w:widowControl/>
+              <w:widowControl w:val="false"/>
+              <w:suppressAutoHyphens w:val="true"/>
               <w:spacing w:before="60" w:after="60"/>
               <w:ind w:left="0" w:hanging="0"/>
               <w:contextualSpacing/>
@@ -3831,11 +3797,12 @@
           <w:p>
             <w:pPr>
               <w:pStyle w:val="ListParagraph"/>
-              <w:widowControl/>
+              <w:widowControl w:val="false"/>
               <w:numPr>
                 <w:ilvl w:val="1"/>
                 <w:numId w:val="5"/>
               </w:numPr>
+              <w:suppressAutoHyphens w:val="true"/>
               <w:spacing w:before="60" w:after="60"/>
               <w:ind w:left="0" w:hanging="360"/>
               <w:contextualSpacing/>
@@ -3849,9 +3816,7 @@
             <w:r>
               <w:rPr>
                 <w:b/>
-                <w:kern w:val="0"/>
-                <w:sz w:val="22"/>
-                <w:lang w:val="en-US" w:eastAsia="ja-JP" w:bidi="ar-SA"/>
+                <w:sz w:val="22"/>
               </w:rPr>
             </w:r>
           </w:p>
@@ -3864,11 +3829,12 @@
           <w:p>
             <w:pPr>
               <w:pStyle w:val="ListParagraph"/>
-              <w:widowControl/>
+              <w:widowControl w:val="false"/>
               <w:numPr>
                 <w:ilvl w:val="1"/>
                 <w:numId w:val="5"/>
               </w:numPr>
+              <w:suppressAutoHyphens w:val="true"/>
               <w:spacing w:before="60" w:after="60"/>
               <w:ind w:left="0" w:hanging="360"/>
               <w:contextualSpacing/>
@@ -3882,9 +3848,7 @@
             <w:r>
               <w:rPr>
                 <w:b/>
-                <w:kern w:val="0"/>
-                <w:sz w:val="22"/>
-                <w:lang w:val="en-US" w:eastAsia="ja-JP" w:bidi="ar-SA"/>
+                <w:sz w:val="22"/>
               </w:rPr>
             </w:r>
           </w:p>
@@ -3902,7 +3866,8 @@
           <w:p>
             <w:pPr>
               <w:pStyle w:val="ListParagraph"/>
-              <w:widowControl/>
+              <w:widowControl w:val="false"/>
+              <w:suppressAutoHyphens w:val="true"/>
               <w:spacing w:before="60" w:after="60"/>
               <w:ind w:left="0" w:hanging="0"/>
               <w:contextualSpacing/>
@@ -3933,11 +3898,12 @@
           <w:p>
             <w:pPr>
               <w:pStyle w:val="ListParagraph"/>
-              <w:widowControl/>
+              <w:widowControl w:val="false"/>
               <w:numPr>
                 <w:ilvl w:val="1"/>
                 <w:numId w:val="5"/>
               </w:numPr>
+              <w:suppressAutoHyphens w:val="true"/>
               <w:spacing w:before="60" w:after="60"/>
               <w:ind w:left="0" w:hanging="360"/>
               <w:contextualSpacing/>
@@ -3951,9 +3917,7 @@
             <w:r>
               <w:rPr>
                 <w:b/>
-                <w:kern w:val="0"/>
-                <w:sz w:val="22"/>
-                <w:lang w:val="en-US" w:eastAsia="ja-JP" w:bidi="ar-SA"/>
+                <w:sz w:val="22"/>
               </w:rPr>
             </w:r>
           </w:p>
@@ -3966,11 +3930,12 @@
           <w:p>
             <w:pPr>
               <w:pStyle w:val="ListParagraph"/>
-              <w:widowControl/>
+              <w:widowControl w:val="false"/>
               <w:numPr>
                 <w:ilvl w:val="1"/>
                 <w:numId w:val="5"/>
               </w:numPr>
+              <w:suppressAutoHyphens w:val="true"/>
               <w:spacing w:before="60" w:after="60"/>
               <w:ind w:left="0" w:hanging="360"/>
               <w:contextualSpacing/>
@@ -3984,9 +3949,7 @@
             <w:r>
               <w:rPr>
                 <w:b/>
-                <w:kern w:val="0"/>
-                <w:sz w:val="22"/>
-                <w:lang w:val="en-US" w:eastAsia="ja-JP" w:bidi="ar-SA"/>
+                <w:sz w:val="22"/>
               </w:rPr>
             </w:r>
           </w:p>
@@ -4004,7 +3967,8 @@
           <w:p>
             <w:pPr>
               <w:pStyle w:val="ListParagraph"/>
-              <w:widowControl/>
+              <w:widowControl w:val="false"/>
+              <w:suppressAutoHyphens w:val="true"/>
               <w:spacing w:before="60" w:after="60"/>
               <w:ind w:left="0" w:hanging="0"/>
               <w:contextualSpacing/>
@@ -4035,11 +3999,12 @@
           <w:p>
             <w:pPr>
               <w:pStyle w:val="ListParagraph"/>
-              <w:widowControl/>
+              <w:widowControl w:val="false"/>
               <w:numPr>
                 <w:ilvl w:val="1"/>
                 <w:numId w:val="5"/>
               </w:numPr>
+              <w:suppressAutoHyphens w:val="true"/>
               <w:spacing w:before="60" w:after="60"/>
               <w:ind w:left="0" w:hanging="360"/>
               <w:contextualSpacing/>
@@ -4053,9 +4018,7 @@
             <w:r>
               <w:rPr>
                 <w:b/>
-                <w:kern w:val="0"/>
-                <w:sz w:val="22"/>
-                <w:lang w:val="en-US" w:eastAsia="ja-JP" w:bidi="ar-SA"/>
+                <w:sz w:val="22"/>
               </w:rPr>
             </w:r>
           </w:p>
@@ -4068,11 +4031,12 @@
           <w:p>
             <w:pPr>
               <w:pStyle w:val="ListParagraph"/>
-              <w:widowControl/>
+              <w:widowControl w:val="false"/>
               <w:numPr>
                 <w:ilvl w:val="1"/>
                 <w:numId w:val="5"/>
               </w:numPr>
+              <w:suppressAutoHyphens w:val="true"/>
               <w:spacing w:before="60" w:after="60"/>
               <w:ind w:left="0" w:hanging="360"/>
               <w:contextualSpacing/>
@@ -4086,9 +4050,7 @@
             <w:r>
               <w:rPr>
                 <w:b/>
-                <w:kern w:val="0"/>
-                <w:sz w:val="22"/>
-                <w:lang w:val="en-US" w:eastAsia="ja-JP" w:bidi="ar-SA"/>
+                <w:sz w:val="22"/>
               </w:rPr>
             </w:r>
           </w:p>
@@ -4106,7 +4068,8 @@
           <w:p>
             <w:pPr>
               <w:pStyle w:val="ListParagraph"/>
-              <w:widowControl/>
+              <w:widowControl w:val="false"/>
+              <w:suppressAutoHyphens w:val="true"/>
               <w:spacing w:before="60" w:after="60"/>
               <w:ind w:left="0" w:hanging="0"/>
               <w:contextualSpacing/>
@@ -4137,11 +4100,12 @@
           <w:p>
             <w:pPr>
               <w:pStyle w:val="ListParagraph"/>
-              <w:widowControl/>
+              <w:widowControl w:val="false"/>
               <w:numPr>
                 <w:ilvl w:val="1"/>
                 <w:numId w:val="5"/>
               </w:numPr>
+              <w:suppressAutoHyphens w:val="true"/>
               <w:spacing w:before="60" w:after="60"/>
               <w:ind w:left="0" w:hanging="360"/>
               <w:contextualSpacing/>
@@ -4155,9 +4119,7 @@
             <w:r>
               <w:rPr>
                 <w:b/>
-                <w:kern w:val="0"/>
-                <w:sz w:val="22"/>
-                <w:lang w:val="en-US" w:eastAsia="ja-JP" w:bidi="ar-SA"/>
+                <w:sz w:val="22"/>
               </w:rPr>
             </w:r>
           </w:p>
@@ -4170,11 +4132,12 @@
           <w:p>
             <w:pPr>
               <w:pStyle w:val="ListParagraph"/>
-              <w:widowControl/>
+              <w:widowControl w:val="false"/>
               <w:numPr>
                 <w:ilvl w:val="1"/>
                 <w:numId w:val="5"/>
               </w:numPr>
+              <w:suppressAutoHyphens w:val="true"/>
               <w:spacing w:before="60" w:after="60"/>
               <w:ind w:left="0" w:hanging="360"/>
               <w:contextualSpacing/>
@@ -4188,9 +4151,7 @@
             <w:r>
               <w:rPr>
                 <w:b/>
-                <w:kern w:val="0"/>
-                <w:sz w:val="22"/>
-                <w:lang w:val="en-US" w:eastAsia="ja-JP" w:bidi="ar-SA"/>
+                <w:sz w:val="22"/>
               </w:rPr>
             </w:r>
           </w:p>
@@ -4208,7 +4169,8 @@
           <w:p>
             <w:pPr>
               <w:pStyle w:val="ListParagraph"/>
-              <w:widowControl/>
+              <w:widowControl w:val="false"/>
+              <w:suppressAutoHyphens w:val="true"/>
               <w:spacing w:before="60" w:after="60"/>
               <w:ind w:left="0" w:hanging="0"/>
               <w:contextualSpacing/>
@@ -4239,11 +4201,12 @@
           <w:p>
             <w:pPr>
               <w:pStyle w:val="ListParagraph"/>
-              <w:widowControl/>
+              <w:widowControl w:val="false"/>
               <w:numPr>
                 <w:ilvl w:val="1"/>
                 <w:numId w:val="5"/>
               </w:numPr>
+              <w:suppressAutoHyphens w:val="true"/>
               <w:spacing w:before="60" w:after="60"/>
               <w:ind w:left="0" w:hanging="360"/>
               <w:contextualSpacing/>
@@ -4257,9 +4220,7 @@
             <w:r>
               <w:rPr>
                 <w:b/>
-                <w:kern w:val="0"/>
-                <w:sz w:val="22"/>
-                <w:lang w:val="en-US" w:eastAsia="ja-JP" w:bidi="ar-SA"/>
+                <w:sz w:val="22"/>
               </w:rPr>
             </w:r>
           </w:p>
@@ -4272,11 +4233,12 @@
           <w:p>
             <w:pPr>
               <w:pStyle w:val="ListParagraph"/>
-              <w:widowControl/>
+              <w:widowControl w:val="false"/>
               <w:numPr>
                 <w:ilvl w:val="1"/>
                 <w:numId w:val="5"/>
               </w:numPr>
+              <w:suppressAutoHyphens w:val="true"/>
               <w:spacing w:before="60" w:after="60"/>
               <w:ind w:left="0" w:hanging="360"/>
               <w:contextualSpacing/>
@@ -4290,9 +4252,7 @@
             <w:r>
               <w:rPr>
                 <w:b/>
-                <w:kern w:val="0"/>
-                <w:sz w:val="22"/>
-                <w:lang w:val="en-US" w:eastAsia="ja-JP" w:bidi="ar-SA"/>
+                <w:sz w:val="22"/>
               </w:rPr>
             </w:r>
           </w:p>
@@ -4310,7 +4270,8 @@
           <w:p>
             <w:pPr>
               <w:pStyle w:val="ListParagraph"/>
-              <w:widowControl/>
+              <w:widowControl w:val="false"/>
+              <w:suppressAutoHyphens w:val="true"/>
               <w:spacing w:before="60" w:after="60"/>
               <w:ind w:left="0" w:hanging="0"/>
               <w:contextualSpacing/>
@@ -4341,11 +4302,12 @@
           <w:p>
             <w:pPr>
               <w:pStyle w:val="ListParagraph"/>
-              <w:widowControl/>
+              <w:widowControl w:val="false"/>
               <w:numPr>
                 <w:ilvl w:val="1"/>
                 <w:numId w:val="5"/>
               </w:numPr>
+              <w:suppressAutoHyphens w:val="true"/>
               <w:spacing w:before="60" w:after="60"/>
               <w:ind w:left="0" w:hanging="360"/>
               <w:contextualSpacing/>
@@ -4359,9 +4321,7 @@
             <w:r>
               <w:rPr>
                 <w:b/>
-                <w:kern w:val="0"/>
-                <w:sz w:val="22"/>
-                <w:lang w:val="en-US" w:eastAsia="ja-JP" w:bidi="ar-SA"/>
+                <w:sz w:val="22"/>
               </w:rPr>
             </w:r>
           </w:p>
@@ -4374,11 +4334,12 @@
           <w:p>
             <w:pPr>
               <w:pStyle w:val="ListParagraph"/>
-              <w:widowControl/>
+              <w:widowControl w:val="false"/>
               <w:numPr>
                 <w:ilvl w:val="1"/>
                 <w:numId w:val="5"/>
               </w:numPr>
+              <w:suppressAutoHyphens w:val="true"/>
               <w:spacing w:before="60" w:after="60"/>
               <w:ind w:left="0" w:hanging="360"/>
               <w:contextualSpacing/>
@@ -4392,9 +4353,7 @@
             <w:r>
               <w:rPr>
                 <w:b/>
-                <w:kern w:val="0"/>
-                <w:sz w:val="22"/>
-                <w:lang w:val="en-US" w:eastAsia="ja-JP" w:bidi="ar-SA"/>
+                <w:sz w:val="22"/>
               </w:rPr>
             </w:r>
           </w:p>
@@ -4409,7 +4368,9 @@
         </w:rPr>
       </w:pPr>
       <w:r>
-        <w:rPr/>
+        <w:rPr>
+          <w:szCs w:val="24"/>
+        </w:rPr>
       </w:r>
     </w:p>
     <w:p>
@@ -4427,74 +4388,62 @@
           <w:sz w:val="28"/>
           <w:szCs w:val="28"/>
         </w:rPr>
-        <w:t>C</w:t>
-      </w:r>
+        <w:t xml:space="preserve">Comments: </w:t>
+      </w:r>
+      <w:r>
+        <w:rPr>
+          <w:sz w:val="28"/>
+          <w:szCs w:val="28"/>
+        </w:rPr>
+        <w:t>(</w:t>
+      </w:r>
+      <w:r>
+        <w:rPr>
+          <w:szCs w:val="24"/>
+        </w:rPr>
+        <w:t xml:space="preserve">Please provide comments and explanations) </w:t>
+      </w:r>
+    </w:p>
+    <w:p>
+      <w:pPr>
+        <w:pStyle w:val="Normal"/>
+        <w:rPr>
+          <w:szCs w:val="24"/>
+        </w:rPr>
+      </w:pPr>
+      <w:r>
+        <w:rPr>
+          <w:szCs w:val="24"/>
+        </w:rPr>
+      </w:r>
+    </w:p>
+    <w:p>
+      <w:pPr>
+        <w:pStyle w:val="Normal"/>
+        <w:rPr>
+          <w:szCs w:val="24"/>
+        </w:rPr>
+      </w:pPr>
       <w:r>
         <w:rPr>
           <w:b/>
           <w:sz w:val="28"/>
           <w:szCs w:val="28"/>
         </w:rPr>
-        <w:t>omments</w:t>
-      </w:r>
-      <w:r>
-        <w:rPr>
-          <w:b/>
-          <w:sz w:val="28"/>
-          <w:szCs w:val="28"/>
-        </w:rPr>
-        <w:t xml:space="preserve">: </w:t>
-      </w:r>
-      <w:r>
-        <w:rPr>
-          <w:sz w:val="28"/>
-          <w:szCs w:val="28"/>
-        </w:rPr>
-        <w:t>(</w:t>
-      </w:r>
-      <w:r>
+        <w:t>Midterm</w:t>
+      </w:r>
+    </w:p>
+    <w:p>
+      <w:pPr>
+        <w:pStyle w:val="Normal"/>
         <w:rPr>
           <w:szCs w:val="24"/>
         </w:rPr>
-        <w:t xml:space="preserve">Please provide comments and explanations) </w:t>
-      </w:r>
-    </w:p>
-    <w:p>
-      <w:pPr>
-        <w:pStyle w:val="Normal"/>
+      </w:pPr>
+      <w:r>
         <w:rPr>
           <w:szCs w:val="24"/>
         </w:rPr>
-      </w:pPr>
-      <w:r>
-        <w:rPr/>
-      </w:r>
-    </w:p>
-    <w:p>
-      <w:pPr>
-        <w:pStyle w:val="Normal"/>
-        <w:rPr>
-          <w:szCs w:val="24"/>
-        </w:rPr>
-      </w:pPr>
-      <w:r>
-        <w:rPr>
-          <w:b/>
-          <w:sz w:val="28"/>
-          <w:szCs w:val="28"/>
-        </w:rPr>
-        <w:t>Midterm</w:t>
-      </w:r>
-    </w:p>
-    <w:p>
-      <w:pPr>
-        <w:pStyle w:val="Normal"/>
-        <w:rPr>
-          <w:szCs w:val="24"/>
-        </w:rPr>
-      </w:pPr>
-      <w:r>
-        <w:rPr/>
       </w:r>
     </w:p>
     <w:p>
@@ -4524,7 +4473,7 @@
           <w:ilvl w:val="0"/>
           <w:numId w:val="0"/>
         </w:numPr>
-        <w:ind w:hanging="0"/>
+        <w:ind w:left="0" w:hanging="0"/>
         <w:rPr/>
       </w:pPr>
       <w:r>
@@ -4770,8 +4719,8 @@
           <w:szCs w:val="22"/>
         </w:rPr>
       </w:r>
-      <w:bookmarkStart w:id="1" w:name="_Hlk26349285"/>
-      <w:bookmarkStart w:id="2" w:name="_Hlk26349285"/>
+      <w:bookmarkStart w:id="1" w:name="_Hlk263492851"/>
+      <w:bookmarkStart w:id="2" w:name="_Hlk263492851"/>
       <w:bookmarkEnd w:id="2"/>
     </w:p>
     <w:p>
@@ -4797,7 +4746,9 @@
         </w:rPr>
       </w:pPr>
       <w:r>
-        <w:rPr/>
+        <w:rPr>
+          <w:szCs w:val="24"/>
+        </w:rPr>
       </w:r>
       <w:r>
         <w:br w:type="page"/>
@@ -4833,7 +4784,9 @@
         </w:rPr>
       </w:pPr>
       <w:r>
-        <w:rPr/>
+        <w:rPr>
+          <w:szCs w:val="24"/>
+        </w:rPr>
       </w:r>
     </w:p>
     <w:p>
@@ -5208,16 +5161,7 @@
           <w:sz w:val="22"/>
           <w:szCs w:val="22"/>
         </w:rPr>
-        <w:t>T</w:t>
-      </w:r>
-      <w:r>
-        <w:rPr>
-          <w:b w:val="false"/>
-          <w:bCs w:val="false"/>
-          <w:sz w:val="22"/>
-          <w:szCs w:val="22"/>
-        </w:rPr>
-        <w:t>hank you.</w:t>
+        <w:t>Thank you.</w:t>
       </w:r>
     </w:p>
     <w:p>
@@ -5229,7 +5173,10 @@
         </w:rPr>
       </w:pPr>
       <w:r>
-        <w:rPr/>
+        <w:rPr>
+          <w:sz w:val="22"/>
+          <w:szCs w:val="22"/>
+        </w:rPr>
       </w:r>
     </w:p>
     <w:p>
@@ -5302,7 +5249,9 @@
       </w:pPr>
       <w:r>
         <w:rPr>
-          <w:u w:val="none"/>
+          <w:b/>
+          <w:sz w:val="22"/>
+          <w:szCs w:val="22"/>
         </w:rPr>
       </w:r>
     </w:p>
@@ -5396,25 +5345,7 @@
           <w:sz w:val="22"/>
           <w:szCs w:val="22"/>
         </w:rPr>
-        <w:t>Date (</w:t>
-      </w:r>
-      <w:r>
-        <w:rPr>
-          <w:b w:val="false"/>
-          <w:bCs w:val="false"/>
-          <w:sz w:val="22"/>
-          <w:szCs w:val="22"/>
-        </w:rPr>
-        <w:t>m</w:t>
-      </w:r>
-      <w:r>
-        <w:rPr>
-          <w:b w:val="false"/>
-          <w:bCs w:val="false"/>
-          <w:sz w:val="22"/>
-          <w:szCs w:val="22"/>
-        </w:rPr>
-        <w:t xml:space="preserve">idterm): </w:t>
+        <w:t xml:space="preserve">Date (midterm): </w:t>
       </w:r>
       <w:r>
         <w:rPr>
@@ -5437,25 +5368,7 @@
         </w:rPr>
         <w:tab/>
         <w:tab/>
-        <w:t>Date (</w:t>
-      </w:r>
-      <w:r>
-        <w:rPr>
-          <w:b w:val="false"/>
-          <w:bCs w:val="false"/>
-          <w:sz w:val="22"/>
-          <w:szCs w:val="22"/>
-        </w:rPr>
-        <w:t>m</w:t>
-      </w:r>
-      <w:r>
-        <w:rPr>
-          <w:b w:val="false"/>
-          <w:bCs w:val="false"/>
-          <w:sz w:val="22"/>
-          <w:szCs w:val="22"/>
-        </w:rPr>
-        <w:t xml:space="preserve">idterm): </w:t>
+        <w:t xml:space="preserve">Date (midterm): </w:t>
       </w:r>
       <w:r>
         <w:rPr>
@@ -5547,7 +5460,7 @@
       </w:r>
     </w:p>
     <w:sectPr>
-      <w:footerReference w:type="default" r:id="rId4"/>
+      <w:footerReference w:type="default" r:id="rId3"/>
       <w:type w:val="nextPage"/>
       <w:pgSz w:w="12240" w:h="15840"/>
       <w:pgMar w:left="1440" w:right="1440" w:gutter="0" w:header="0" w:top="1440" w:footer="720" w:bottom="1440"/>
@@ -5568,7 +5481,7 @@
         <w:docPartGallery w:val="Page Numbers (Bottom of Page)"/>
         <w:docPartUnique w:val="true"/>
       </w:docPartObj>
-      <w:id w:val="2071302766"/>
+      <w:id w:val="501886030"/>
     </w:sdtPr>
     <w:sdtContent>
       <w:p>
@@ -6403,6 +6316,400 @@
   </w:abstractNum>
   <w:abstractNum w:abstractNumId="7">
     <w:lvl w:ilvl="0">
+      <w:start w:val="2"/>
+      <w:numFmt w:val="decimal"/>
+      <w:lvlText w:val="%1"/>
+      <w:lvlJc w:val="left"/>
+      <w:pPr>
+        <w:tabs>
+          <w:tab w:val="num" w:pos="0"/>
+        </w:tabs>
+        <w:ind w:left="1080" w:hanging="360"/>
+      </w:pPr>
+      <w:rPr/>
+    </w:lvl>
+    <w:lvl w:ilvl="1">
+      <w:start w:val="1"/>
+      <w:numFmt w:val="lowerLetter"/>
+      <w:lvlText w:val="%2."/>
+      <w:lvlJc w:val="left"/>
+      <w:pPr>
+        <w:tabs>
+          <w:tab w:val="num" w:pos="0"/>
+        </w:tabs>
+        <w:ind w:left="1800" w:hanging="360"/>
+      </w:pPr>
+      <w:rPr/>
+    </w:lvl>
+    <w:lvl w:ilvl="2">
+      <w:start w:val="1"/>
+      <w:numFmt w:val="lowerRoman"/>
+      <w:lvlText w:val="%3."/>
+      <w:lvlJc w:val="right"/>
+      <w:pPr>
+        <w:tabs>
+          <w:tab w:val="num" w:pos="0"/>
+        </w:tabs>
+        <w:ind w:left="2520" w:hanging="180"/>
+      </w:pPr>
+      <w:rPr/>
+    </w:lvl>
+    <w:lvl w:ilvl="3">
+      <w:start w:val="1"/>
+      <w:numFmt w:val="decimal"/>
+      <w:lvlText w:val="%4."/>
+      <w:lvlJc w:val="left"/>
+      <w:pPr>
+        <w:tabs>
+          <w:tab w:val="num" w:pos="0"/>
+        </w:tabs>
+        <w:ind w:left="3240" w:hanging="360"/>
+      </w:pPr>
+      <w:rPr/>
+    </w:lvl>
+    <w:lvl w:ilvl="4">
+      <w:start w:val="1"/>
+      <w:numFmt w:val="lowerLetter"/>
+      <w:lvlText w:val="%5."/>
+      <w:lvlJc w:val="left"/>
+      <w:pPr>
+        <w:tabs>
+          <w:tab w:val="num" w:pos="0"/>
+        </w:tabs>
+        <w:ind w:left="3960" w:hanging="360"/>
+      </w:pPr>
+      <w:rPr/>
+    </w:lvl>
+    <w:lvl w:ilvl="5">
+      <w:start w:val="1"/>
+      <w:numFmt w:val="lowerRoman"/>
+      <w:lvlText w:val="%6."/>
+      <w:lvlJc w:val="right"/>
+      <w:pPr>
+        <w:tabs>
+          <w:tab w:val="num" w:pos="0"/>
+        </w:tabs>
+        <w:ind w:left="4680" w:hanging="180"/>
+      </w:pPr>
+      <w:rPr/>
+    </w:lvl>
+    <w:lvl w:ilvl="6">
+      <w:start w:val="1"/>
+      <w:numFmt w:val="decimal"/>
+      <w:lvlText w:val="%7."/>
+      <w:lvlJc w:val="left"/>
+      <w:pPr>
+        <w:tabs>
+          <w:tab w:val="num" w:pos="0"/>
+        </w:tabs>
+        <w:ind w:left="5400" w:hanging="360"/>
+      </w:pPr>
+      <w:rPr/>
+    </w:lvl>
+    <w:lvl w:ilvl="7">
+      <w:start w:val="1"/>
+      <w:numFmt w:val="lowerLetter"/>
+      <w:lvlText w:val="%8."/>
+      <w:lvlJc w:val="left"/>
+      <w:pPr>
+        <w:tabs>
+          <w:tab w:val="num" w:pos="0"/>
+        </w:tabs>
+        <w:ind w:left="6120" w:hanging="360"/>
+      </w:pPr>
+      <w:rPr/>
+    </w:lvl>
+    <w:lvl w:ilvl="8">
+      <w:start w:val="1"/>
+      <w:numFmt w:val="lowerRoman"/>
+      <w:lvlText w:val="%9."/>
+      <w:lvlJc w:val="right"/>
+      <w:pPr>
+        <w:tabs>
+          <w:tab w:val="num" w:pos="0"/>
+        </w:tabs>
+        <w:ind w:left="6840" w:hanging="180"/>
+      </w:pPr>
+      <w:rPr/>
+    </w:lvl>
+  </w:abstractNum>
+  <w:abstractNum w:abstractNumId="8">
+    <w:lvl w:ilvl="0">
+      <w:start w:val="1"/>
+      <w:numFmt w:val="upperLetter"/>
+      <w:lvlText w:val="%1."/>
+      <w:lvlJc w:val="left"/>
+      <w:pPr>
+        <w:tabs>
+          <w:tab w:val="num" w:pos="0"/>
+        </w:tabs>
+        <w:ind w:left="720" w:hanging="360"/>
+      </w:pPr>
+      <w:rPr>
+        <w:sz w:val="24"/>
+        <w:b/>
+        <w:szCs w:val="24"/>
+        <w:rFonts w:ascii="Times New Roman" w:hAnsi="Times New Roman" w:eastAsia="Times New Roman" w:cs="Times New Roman"/>
+      </w:rPr>
+    </w:lvl>
+    <w:lvl w:ilvl="1">
+      <w:start w:val="1"/>
+      <w:numFmt w:val="bullet"/>
+      <w:lvlText w:val="o"/>
+      <w:lvlJc w:val="left"/>
+      <w:pPr>
+        <w:tabs>
+          <w:tab w:val="num" w:pos="0"/>
+        </w:tabs>
+        <w:ind w:left="1440" w:hanging="360"/>
+      </w:pPr>
+      <w:rPr>
+        <w:rFonts w:ascii="Courier New" w:hAnsi="Courier New" w:cs="Courier New" w:hint="default"/>
+      </w:rPr>
+    </w:lvl>
+    <w:lvl w:ilvl="2">
+      <w:start w:val="1"/>
+      <w:numFmt w:val="bullet"/>
+      <w:lvlText w:val=""/>
+      <w:lvlJc w:val="left"/>
+      <w:pPr>
+        <w:tabs>
+          <w:tab w:val="num" w:pos="0"/>
+        </w:tabs>
+        <w:ind w:left="2160" w:hanging="360"/>
+      </w:pPr>
+      <w:rPr>
+        <w:rFonts w:ascii="Wingdings" w:hAnsi="Wingdings" w:cs="Wingdings" w:hint="default"/>
+      </w:rPr>
+    </w:lvl>
+    <w:lvl w:ilvl="3">
+      <w:start w:val="1"/>
+      <w:numFmt w:val="bullet"/>
+      <w:lvlText w:val=""/>
+      <w:lvlJc w:val="left"/>
+      <w:pPr>
+        <w:tabs>
+          <w:tab w:val="num" w:pos="0"/>
+        </w:tabs>
+        <w:ind w:left="2880" w:hanging="360"/>
+      </w:pPr>
+      <w:rPr>
+        <w:rFonts w:ascii="Symbol" w:hAnsi="Symbol" w:cs="Symbol" w:hint="default"/>
+      </w:rPr>
+    </w:lvl>
+    <w:lvl w:ilvl="4">
+      <w:start w:val="1"/>
+      <w:numFmt w:val="bullet"/>
+      <w:lvlText w:val="o"/>
+      <w:lvlJc w:val="left"/>
+      <w:pPr>
+        <w:tabs>
+          <w:tab w:val="num" w:pos="0"/>
+        </w:tabs>
+        <w:ind w:left="3600" w:hanging="360"/>
+      </w:pPr>
+      <w:rPr>
+        <w:rFonts w:ascii="Courier New" w:hAnsi="Courier New" w:cs="Courier New" w:hint="default"/>
+      </w:rPr>
+    </w:lvl>
+    <w:lvl w:ilvl="5">
+      <w:start w:val="1"/>
+      <w:numFmt w:val="bullet"/>
+      <w:lvlText w:val=""/>
+      <w:lvlJc w:val="left"/>
+      <w:pPr>
+        <w:tabs>
+          <w:tab w:val="num" w:pos="0"/>
+        </w:tabs>
+        <w:ind w:left="4320" w:hanging="360"/>
+      </w:pPr>
+      <w:rPr>
+        <w:rFonts w:ascii="Wingdings" w:hAnsi="Wingdings" w:cs="Wingdings" w:hint="default"/>
+      </w:rPr>
+    </w:lvl>
+    <w:lvl w:ilvl="6">
+      <w:start w:val="1"/>
+      <w:numFmt w:val="bullet"/>
+      <w:lvlText w:val=""/>
+      <w:lvlJc w:val="left"/>
+      <w:pPr>
+        <w:tabs>
+          <w:tab w:val="num" w:pos="0"/>
+        </w:tabs>
+        <w:ind w:left="5040" w:hanging="360"/>
+      </w:pPr>
+      <w:rPr>
+        <w:rFonts w:ascii="Symbol" w:hAnsi="Symbol" w:cs="Symbol" w:hint="default"/>
+      </w:rPr>
+    </w:lvl>
+    <w:lvl w:ilvl="7">
+      <w:start w:val="1"/>
+      <w:numFmt w:val="bullet"/>
+      <w:lvlText w:val="o"/>
+      <w:lvlJc w:val="left"/>
+      <w:pPr>
+        <w:tabs>
+          <w:tab w:val="num" w:pos="0"/>
+        </w:tabs>
+        <w:ind w:left="5760" w:hanging="360"/>
+      </w:pPr>
+      <w:rPr>
+        <w:rFonts w:ascii="Courier New" w:hAnsi="Courier New" w:cs="Courier New" w:hint="default"/>
+      </w:rPr>
+    </w:lvl>
+    <w:lvl w:ilvl="8">
+      <w:start w:val="1"/>
+      <w:numFmt w:val="bullet"/>
+      <w:lvlText w:val=""/>
+      <w:lvlJc w:val="left"/>
+      <w:pPr>
+        <w:tabs>
+          <w:tab w:val="num" w:pos="0"/>
+        </w:tabs>
+        <w:ind w:left="6480" w:hanging="360"/>
+      </w:pPr>
+      <w:rPr>
+        <w:rFonts w:ascii="Wingdings" w:hAnsi="Wingdings" w:cs="Wingdings" w:hint="default"/>
+      </w:rPr>
+    </w:lvl>
+  </w:abstractNum>
+  <w:abstractNum w:abstractNumId="9">
+    <w:lvl w:ilvl="0">
+      <w:start w:val="1"/>
+      <w:numFmt w:val="decimal"/>
+      <w:lvlText w:val="%1."/>
+      <w:lvlJc w:val="left"/>
+      <w:pPr>
+        <w:tabs>
+          <w:tab w:val="num" w:pos="0"/>
+        </w:tabs>
+        <w:ind w:left="1440" w:hanging="360"/>
+      </w:pPr>
+      <w:rPr/>
+    </w:lvl>
+    <w:lvl w:ilvl="1">
+      <w:start w:val="1"/>
+      <w:numFmt w:val="bullet"/>
+      <w:lvlText w:val="o"/>
+      <w:lvlJc w:val="left"/>
+      <w:pPr>
+        <w:tabs>
+          <w:tab w:val="num" w:pos="0"/>
+        </w:tabs>
+        <w:ind w:left="2160" w:hanging="360"/>
+      </w:pPr>
+      <w:rPr>
+        <w:rFonts w:ascii="Courier New" w:hAnsi="Courier New" w:cs="Courier New" w:hint="default"/>
+      </w:rPr>
+    </w:lvl>
+    <w:lvl w:ilvl="2">
+      <w:start w:val="1"/>
+      <w:numFmt w:val="bullet"/>
+      <w:lvlText w:val=""/>
+      <w:lvlJc w:val="left"/>
+      <w:pPr>
+        <w:tabs>
+          <w:tab w:val="num" w:pos="0"/>
+        </w:tabs>
+        <w:ind w:left="2880" w:hanging="360"/>
+      </w:pPr>
+      <w:rPr>
+        <w:rFonts w:ascii="Wingdings" w:hAnsi="Wingdings" w:cs="Wingdings" w:hint="default"/>
+      </w:rPr>
+    </w:lvl>
+    <w:lvl w:ilvl="3">
+      <w:start w:val="1"/>
+      <w:numFmt w:val="bullet"/>
+      <w:lvlText w:val=""/>
+      <w:lvlJc w:val="left"/>
+      <w:pPr>
+        <w:tabs>
+          <w:tab w:val="num" w:pos="0"/>
+        </w:tabs>
+        <w:ind w:left="3600" w:hanging="360"/>
+      </w:pPr>
+      <w:rPr>
+        <w:rFonts w:ascii="Symbol" w:hAnsi="Symbol" w:cs="Symbol" w:hint="default"/>
+      </w:rPr>
+    </w:lvl>
+    <w:lvl w:ilvl="4">
+      <w:start w:val="1"/>
+      <w:numFmt w:val="bullet"/>
+      <w:lvlText w:val="o"/>
+      <w:lvlJc w:val="left"/>
+      <w:pPr>
+        <w:tabs>
+          <w:tab w:val="num" w:pos="0"/>
+        </w:tabs>
+        <w:ind w:left="4320" w:hanging="360"/>
+      </w:pPr>
+      <w:rPr>
+        <w:rFonts w:ascii="Courier New" w:hAnsi="Courier New" w:cs="Courier New" w:hint="default"/>
+      </w:rPr>
+    </w:lvl>
+    <w:lvl w:ilvl="5">
+      <w:start w:val="1"/>
+      <w:numFmt w:val="bullet"/>
+      <w:lvlText w:val=""/>
+      <w:lvlJc w:val="left"/>
+      <w:pPr>
+        <w:tabs>
+          <w:tab w:val="num" w:pos="0"/>
+        </w:tabs>
+        <w:ind w:left="5040" w:hanging="360"/>
+      </w:pPr>
+      <w:rPr>
+        <w:rFonts w:ascii="Wingdings" w:hAnsi="Wingdings" w:cs="Wingdings" w:hint="default"/>
+      </w:rPr>
+    </w:lvl>
+    <w:lvl w:ilvl="6">
+      <w:start w:val="1"/>
+      <w:numFmt w:val="bullet"/>
+      <w:lvlText w:val=""/>
+      <w:lvlJc w:val="left"/>
+      <w:pPr>
+        <w:tabs>
+          <w:tab w:val="num" w:pos="0"/>
+        </w:tabs>
+        <w:ind w:left="5760" w:hanging="360"/>
+      </w:pPr>
+      <w:rPr>
+        <w:rFonts w:ascii="Symbol" w:hAnsi="Symbol" w:cs="Symbol" w:hint="default"/>
+      </w:rPr>
+    </w:lvl>
+    <w:lvl w:ilvl="7">
+      <w:start w:val="1"/>
+      <w:numFmt w:val="bullet"/>
+      <w:lvlText w:val="o"/>
+      <w:lvlJc w:val="left"/>
+      <w:pPr>
+        <w:tabs>
+          <w:tab w:val="num" w:pos="0"/>
+        </w:tabs>
+        <w:ind w:left="6480" w:hanging="360"/>
+      </w:pPr>
+      <w:rPr>
+        <w:rFonts w:ascii="Courier New" w:hAnsi="Courier New" w:cs="Courier New" w:hint="default"/>
+      </w:rPr>
+    </w:lvl>
+    <w:lvl w:ilvl="8">
+      <w:start w:val="1"/>
+      <w:numFmt w:val="bullet"/>
+      <w:lvlText w:val=""/>
+      <w:lvlJc w:val="left"/>
+      <w:pPr>
+        <w:tabs>
+          <w:tab w:val="num" w:pos="0"/>
+        </w:tabs>
+        <w:ind w:left="7200" w:hanging="360"/>
+      </w:pPr>
+      <w:rPr>
+        <w:rFonts w:ascii="Wingdings" w:hAnsi="Wingdings" w:cs="Wingdings" w:hint="default"/>
+      </w:rPr>
+    </w:lvl>
+  </w:abstractNum>
+  <w:abstractNum w:abstractNumId="10">
+    <w:lvl w:ilvl="0">
       <w:start w:val="1"/>
       <w:numFmt w:val="none"/>
       <w:suff w:val="nothing"/>
@@ -6542,22 +6849,55 @@
     <w:abstractNumId w:val="7"/>
   </w:num>
   <w:num w:numId="8">
-    <w:abstractNumId w:val="2"/>
+    <w:abstractNumId w:val="8"/>
+  </w:num>
+  <w:num w:numId="9">
+    <w:abstractNumId w:val="9"/>
+  </w:num>
+  <w:num w:numId="10">
+    <w:abstractNumId w:val="10"/>
+  </w:num>
+  <w:num w:numId="11">
+    <w:abstractNumId w:val="7"/>
     <w:lvlOverride w:ilvl="0">
       <w:startOverride w:val="2"/>
     </w:lvlOverride>
   </w:num>
-  <w:num w:numId="9">
-    <w:abstractNumId w:val="3"/>
+  <w:num w:numId="12">
+    <w:abstractNumId w:val="7"/>
+  </w:num>
+  <w:num w:numId="13">
+    <w:abstractNumId w:val="8"/>
     <w:lvlOverride w:ilvl="0">
       <w:startOverride w:val="1"/>
     </w:lvlOverride>
   </w:num>
-  <w:num w:numId="10">
-    <w:abstractNumId w:val="4"/>
+  <w:num w:numId="14">
+    <w:abstractNumId w:val="9"/>
     <w:lvlOverride w:ilvl="0">
       <w:startOverride w:val="1"/>
     </w:lvlOverride>
+  </w:num>
+  <w:num w:numId="15">
+    <w:abstractNumId w:val="9"/>
+  </w:num>
+  <w:num w:numId="16">
+    <w:abstractNumId w:val="9"/>
+  </w:num>
+  <w:num w:numId="17">
+    <w:abstractNumId w:val="9"/>
+  </w:num>
+  <w:num w:numId="18">
+    <w:abstractNumId w:val="9"/>
+  </w:num>
+  <w:num w:numId="19">
+    <w:abstractNumId w:val="9"/>
+  </w:num>
+  <w:num w:numId="20">
+    <w:abstractNumId w:val="8"/>
+  </w:num>
+  <w:num w:numId="21">
+    <w:abstractNumId w:val="8"/>
   </w:num>
 </w:numbering>
 </file>
@@ -6954,6 +7294,7 @@
     <w:rsid w:val="0047759a"/>
     <w:pPr>
       <w:widowControl/>
+      <w:suppressAutoHyphens w:val="true"/>
       <w:bidi w:val="0"/>
       <w:spacing w:lineRule="auto" w:line="240" w:before="0" w:after="0"/>
       <w:jc w:val="left"/>
